--- a/documents/demo-scripts/09_Qlik_Answers.docx
+++ b/documents/demo-scripts/09_Qlik_Answers.docx
@@ -553,6 +553,204 @@
         <w:t xml:space="preserve">Link to knowledge base, add 5 conversation starters</w:t>
       </w:r>
     </w:p>
+    <w:p>
+      <w:pPr>
+        <w:spacing w:after="120" w:before="280"/>
+      </w:pPr>
+      <w:r>
+        <w:rPr>
+          <w:rFonts w:ascii="Inter" w:cs="Inter" w:eastAsia="Inter" w:hAnsi="Inter"/>
+          <w:b/>
+          <w:bCs/>
+          <w:color w:val="006580"/>
+          <w:sz w:val="26"/>
+          <w:szCs w:val="26"/>
+        </w:rPr>
+        <w:t xml:space="preserve">Demo Methodology: Tell → Show → Tell</w:t>
+      </w:r>
+    </w:p>
+    <w:tbl>
+      <w:tblPr>
+        <w:tblW w:type="pct" w:w="100%"/>
+        <w:tblBorders>
+          <w:top w:val="single" w:color="auto" w:sz="4"/>
+          <w:left w:val="single" w:color="auto" w:sz="4"/>
+          <w:bottom w:val="single" w:color="auto" w:sz="4"/>
+          <w:right w:val="single" w:color="auto" w:sz="4"/>
+          <w:insideH w:val="single" w:color="auto" w:sz="4"/>
+          <w:insideV w:val="single" w:color="auto" w:sz="4"/>
+        </w:tblBorders>
+      </w:tblPr>
+      <w:tblGrid>
+        <w:gridCol w:w="100"/>
+        <w:gridCol w:w="100"/>
+      </w:tblGrid>
+      <w:tr>
+        <w:tc>
+          <w:tcPr>
+            <w:tcW w:type="pct" w:w="2%"/>
+            <w:tcBorders>
+              <w:top w:val="none"/>
+              <w:left w:val="none"/>
+              <w:bottom w:val="none"/>
+              <w:right w:val="none"/>
+            </w:tcBorders>
+            <w:shd w:color="19416C" w:val="solid"/>
+          </w:tcPr>
+          <w:p>
+            <w:pPr>
+              <w:spacing w:after="0"/>
+            </w:pPr>
+            <w:r>
+              <w:rPr>
+                <w:sz w:val="10"/>
+                <w:szCs w:val="10"/>
+              </w:rPr>
+              <w:t xml:space="preserve"> </w:t>
+            </w:r>
+          </w:p>
+        </w:tc>
+        <w:tc>
+          <w:tcPr>
+            <w:tcW w:type="pct" w:w="98%"/>
+            <w:shd w:color="E3EAF3" w:val="solid"/>
+            <w:tcMar>
+              <w:top w:type="dxa" w:w="60"/>
+              <w:left w:type="dxa" w:w="120"/>
+              <w:bottom w:type="dxa" w:w="60"/>
+              <w:right w:type="dxa" w:w="120"/>
+            </w:tcMar>
+          </w:tcPr>
+          <w:p>
+            <w:pPr>
+              <w:spacing w:after="40"/>
+            </w:pPr>
+            <w:r>
+              <w:rPr>
+                <w:rFonts w:ascii="Inter" w:cs="Inter" w:eastAsia="Inter" w:hAnsi="Inter"/>
+                <w:b/>
+                <w:bCs/>
+                <w:color w:val="19416C"/>
+                <w:sz w:val="18"/>
+                <w:szCs w:val="18"/>
+              </w:rPr>
+              <w:t xml:space="preserve">Limbic Opening  (Problem/Consequence)</w:t>
+            </w:r>
+          </w:p>
+          <w:p>
+            <w:pPr>
+              <w:spacing w:after="0"/>
+            </w:pPr>
+            <w:r>
+              <w:rPr>
+                <w:rFonts w:ascii="Inter" w:cs="Inter" w:eastAsia="Inter" w:hAnsi="Inter"/>
+                <w:i/>
+                <w:iCs/>
+                <w:color w:val="454659"/>
+                <w:sz w:val="20"/>
+                <w:szCs w:val="20"/>
+              </w:rPr>
+              <w:t xml:space="preserve">When the lettuce recall hit, the compliance team spent 11 days manually searching through SOPs, supplier contracts, and incident reports across 4 different systems. EU regulation requires 24-hour traceability. Imagine if they could have simply asked, 'What happened with the lettuce recall and who was the supplier?' and gotten a sourced, cited answer in 30 seconds.</w:t>
+            </w:r>
+          </w:p>
+        </w:tc>
+      </w:tr>
+    </w:tbl>
+    <w:p>
+      <w:pPr>
+        <w:spacing w:after="80" w:before="80"/>
+      </w:pPr>
+      <w:r>
+        <w:rPr>
+          <w:rFonts w:ascii="Inter" w:cs="Inter" w:eastAsia="Inter" w:hAnsi="Inter"/>
+          <w:b/>
+          <w:bCs/>
+          <w:color w:val="10CFC9"/>
+          <w:sz w:val="20"/>
+          <w:szCs w:val="20"/>
+        </w:rPr>
+        <w:t xml:space="preserve">Ask the audience: </w:t>
+      </w:r>
+      <w:r>
+        <w:rPr>
+          <w:rFonts w:ascii="Inter" w:cs="Inter" w:eastAsia="Inter" w:hAnsi="Inter"/>
+          <w:i/>
+          <w:iCs/>
+          <w:color w:val="454659"/>
+          <w:sz w:val="20"/>
+          <w:szCs w:val="20"/>
+        </w:rPr>
+        <w:t xml:space="preserve">"When your team needs to find information across operational documents — SOPs, contracts, policies — how long does it typically take?"</w:t>
+      </w:r>
+    </w:p>
+    <w:tbl>
+      <w:tblPr>
+        <w:tblW w:type="pct" w:w="100%"/>
+        <w:tblBorders>
+          <w:top w:val="single" w:color="auto" w:sz="4"/>
+          <w:left w:val="single" w:color="auto" w:sz="4"/>
+          <w:bottom w:val="single" w:color="auto" w:sz="4"/>
+          <w:right w:val="single" w:color="auto" w:sz="4"/>
+          <w:insideH w:val="single" w:color="auto" w:sz="4"/>
+          <w:insideV w:val="single" w:color="auto" w:sz="4"/>
+        </w:tblBorders>
+      </w:tblPr>
+      <w:tblGrid>
+        <w:gridCol w:w="100"/>
+      </w:tblGrid>
+      <w:tr>
+        <w:tc>
+          <w:tcPr>
+            <w:tcW w:type="pct" w:w="100%"/>
+            <w:tcBorders>
+              <w:top w:val="single" w:color="006580" w:sz="1"/>
+              <w:left w:val="single" w:color="006580" w:sz="6"/>
+              <w:bottom w:val="single" w:color="006580" w:sz="1"/>
+              <w:right w:val="none"/>
+            </w:tcBorders>
+            <w:shd w:color="E0F2F5" w:val="solid"/>
+            <w:tcMar>
+              <w:top w:type="dxa" w:w="40"/>
+              <w:left w:type="dxa" w:w="120"/>
+              <w:bottom w:type="dxa" w:w="40"/>
+              <w:right w:type="dxa" w:w="120"/>
+            </w:tcMar>
+          </w:tcPr>
+          <w:p>
+            <w:pPr>
+              <w:spacing w:after="30"/>
+            </w:pPr>
+            <w:r>
+              <w:rPr>
+                <w:rFonts w:ascii="Inter" w:cs="Inter" w:eastAsia="Inter" w:hAnsi="Inter"/>
+                <w:b/>
+                <w:bCs/>
+                <w:color w:val="006580"/>
+                <w:sz w:val="16"/>
+                <w:szCs w:val="16"/>
+              </w:rPr>
+              <w:t xml:space="preserve">TELL (before showing)</w:t>
+            </w:r>
+          </w:p>
+          <w:p>
+            <w:pPr>
+              <w:spacing w:after="0"/>
+            </w:pPr>
+            <w:r>
+              <w:rPr>
+                <w:rFonts w:ascii="Inter" w:cs="Inter" w:eastAsia="Inter" w:hAnsi="Inter"/>
+                <w:i/>
+                <w:iCs/>
+                <w:color w:val="454659"/>
+                <w:sz w:val="18"/>
+                <w:szCs w:val="18"/>
+              </w:rPr>
+              <w:t xml:space="preserve">I'm going to ask the AI assistant 6 real questions about MCG operations — each one pulls from specific documents, cites its sources, and connects the dots across multiple reports. Watch for the citations — every answer is traceable.</w:t>
+            </w:r>
+          </w:p>
+        </w:tc>
+      </w:tr>
+    </w:tbl>
     <w:p>
       <w:pPr>
         <w:spacing w:after="120" w:before="280"/>
@@ -1742,6 +1940,155 @@
         </w:tc>
       </w:tr>
     </w:tbl>
+    <w:tbl>
+      <w:tblPr>
+        <w:tblW w:type="pct" w:w="100%"/>
+        <w:tblBorders>
+          <w:top w:val="single" w:color="auto" w:sz="4"/>
+          <w:left w:val="single" w:color="auto" w:sz="4"/>
+          <w:bottom w:val="single" w:color="auto" w:sz="4"/>
+          <w:right w:val="single" w:color="auto" w:sz="4"/>
+          <w:insideH w:val="single" w:color="auto" w:sz="4"/>
+          <w:insideV w:val="single" w:color="auto" w:sz="4"/>
+        </w:tblBorders>
+      </w:tblPr>
+      <w:tblGrid>
+        <w:gridCol w:w="100"/>
+      </w:tblGrid>
+      <w:tr>
+        <w:tc>
+          <w:tcPr>
+            <w:tcW w:type="pct" w:w="100%"/>
+            <w:tcBorders>
+              <w:top w:val="single" w:color="009845" w:sz="1"/>
+              <w:left w:val="single" w:color="009845" w:sz="6"/>
+              <w:bottom w:val="single" w:color="009845" w:sz="1"/>
+              <w:right w:val="none"/>
+            </w:tcBorders>
+            <w:shd w:color="E0F5EA" w:val="solid"/>
+            <w:tcMar>
+              <w:top w:type="dxa" w:w="40"/>
+              <w:left w:type="dxa" w:w="120"/>
+              <w:bottom w:type="dxa" w:w="40"/>
+              <w:right w:type="dxa" w:w="120"/>
+            </w:tcMar>
+          </w:tcPr>
+          <w:p>
+            <w:pPr>
+              <w:spacing w:after="30"/>
+            </w:pPr>
+            <w:r>
+              <w:rPr>
+                <w:rFonts w:ascii="Inter" w:cs="Inter" w:eastAsia="Inter" w:hAnsi="Inter"/>
+                <w:b/>
+                <w:bCs/>
+                <w:color w:val="009845"/>
+                <w:sz w:val="16"/>
+                <w:szCs w:val="16"/>
+              </w:rPr>
+              <w:t xml:space="preserve">TELL (after showing)</w:t>
+            </w:r>
+          </w:p>
+          <w:p>
+            <w:pPr>
+              <w:spacing w:after="0"/>
+            </w:pPr>
+            <w:r>
+              <w:rPr>
+                <w:rFonts w:ascii="Inter" w:cs="Inter" w:eastAsia="Inter" w:hAnsi="Inter"/>
+                <w:i/>
+                <w:iCs/>
+                <w:color w:val="454659"/>
+                <w:sz w:val="18"/>
+                <w:szCs w:val="18"/>
+              </w:rPr>
+              <w:t xml:space="preserve">Six questions, six instant answers, all sourced and cited from MCG's actual operational documents. The lettuce recall investigation that took 11 days? Qlik Answers gives you the supplier, the incident ID, the NVWA findings, and the remediation steps in 30 seconds. And it connects structured data with document intelligence for complete answers.</w:t>
+            </w:r>
+          </w:p>
+        </w:tc>
+      </w:tr>
+    </w:tbl>
+    <w:p>
+      <w:pPr>
+        <w:spacing w:after="80" w:before="80"/>
+      </w:pPr>
+      <w:r>
+        <w:rPr>
+          <w:rFonts w:ascii="Inter" w:cs="Inter" w:eastAsia="Inter" w:hAnsi="Inter"/>
+          <w:b/>
+          <w:bCs/>
+          <w:color w:val="10CFC9"/>
+          <w:sz w:val="20"/>
+          <w:szCs w:val="20"/>
+        </w:rPr>
+        <w:t xml:space="preserve">Ask the audience: </w:t>
+      </w:r>
+      <w:r>
+        <w:rPr>
+          <w:rFonts w:ascii="Inter" w:cs="Inter" w:eastAsia="Inter" w:hAnsi="Inter"/>
+          <w:i/>
+          <w:iCs/>
+          <w:color w:val="454659"/>
+          <w:sz w:val="20"/>
+          <w:szCs w:val="20"/>
+        </w:rPr>
+        <w:t xml:space="preserve">"Which of those scenarios — the recall investigation, the carrier SLA issue, or the cold chain spoilage — is closest to a situation your team has faced?"</w:t>
+      </w:r>
+    </w:p>
+    <w:p>
+      <w:pPr>
+        <w:spacing w:after="100" w:before="60"/>
+      </w:pPr>
+      <w:r>
+        <w:rPr>
+          <w:rFonts w:ascii="Inter" w:cs="Inter" w:eastAsia="Inter" w:hAnsi="Inter"/>
+          <w:color w:val="454659"/>
+          <w:sz w:val="20"/>
+          <w:szCs w:val="20"/>
+        </w:rPr>
+        <w:t xml:space="preserve">Ask natural language questions across all operational documents</w:t>
+      </w:r>
+      <w:r>
+        <w:rPr>
+          <w:rFonts w:ascii="Inter" w:cs="Inter" w:eastAsia="Inter" w:hAnsi="Inter"/>
+          <w:b/>
+          <w:bCs/>
+          <w:color w:val="009845"/>
+          <w:sz w:val="20"/>
+          <w:szCs w:val="20"/>
+        </w:rPr>
+        <w:t xml:space="preserve">  →  so you can  </w:t>
+      </w:r>
+      <w:r>
+        <w:rPr>
+          <w:rFonts w:ascii="Inter" w:cs="Inter" w:eastAsia="Inter" w:hAnsi="Inter"/>
+          <w:color w:val="454659"/>
+          <w:sz w:val="20"/>
+          <w:szCs w:val="20"/>
+        </w:rPr>
+        <w:t xml:space="preserve">get cited, traceable answers in seconds instead of days</w:t>
+      </w:r>
+      <w:r>
+        <w:rPr>
+          <w:rFonts w:ascii="Inter" w:cs="Inter" w:eastAsia="Inter" w:hAnsi="Inter"/>
+          <w:b/>
+          <w:bCs/>
+          <w:color w:val="009845"/>
+          <w:sz w:val="20"/>
+          <w:szCs w:val="20"/>
+        </w:rPr>
+        <w:t xml:space="preserve">  →  so you can  </w:t>
+      </w:r>
+      <w:r>
+        <w:rPr>
+          <w:rFonts w:ascii="Inter" w:cs="Inter" w:eastAsia="Inter" w:hAnsi="Inter"/>
+          <w:color w:val="454659"/>
+          <w:sz w:val="20"/>
+          <w:szCs w:val="20"/>
+        </w:rPr>
+        <w:t xml:space="preserve">empower every team member to access institutional knowledge without being an expert</w:t>
+      </w:r>
+    </w:p>
     <w:p>
       <w:pPr>
         <w:spacing w:after="120" w:before="280"/>

--- a/documents/demo-scripts/09_Qlik_Answers.docx
+++ b/documents/demo-scripts/09_Qlik_Answers.docx
@@ -264,6 +264,33 @@
     </w:tbl>
     <w:p>
       <w:pPr>
+        <w:spacing w:after="120" w:before="80"/>
+      </w:pPr>
+      <w:r>
+        <w:rPr>
+          <w:rFonts w:ascii="Inter" w:cs="Inter" w:eastAsia="Inter" w:hAnsi="Inter"/>
+          <w:b/>
+          <w:bCs/>
+          <w:color w:val="006580"/>
+          <w:sz w:val="20"/>
+          <w:szCs w:val="20"/>
+        </w:rPr>
+        <w:t xml:space="preserve">Project Qlarity context:  </w:t>
+      </w:r>
+      <w:r>
+        <w:rPr>
+          <w:rFonts w:ascii="Inter" w:cs="Inter" w:eastAsia="Inter" w:hAnsi="Inter"/>
+          <w:i/>
+          <w:iCs/>
+          <w:color w:val="454659"/>
+          <w:sz w:val="20"/>
+          <w:szCs w:val="20"/>
+        </w:rPr>
+        <w:t xml:space="preserve">Project Qlarity Phase 3 (AI &amp; Conversational): Qlik Answers over structured data plus documents. This is Qlarity's knowledge layer — cited, traceable answers across the 25 operational documents, including the Project Qlarity business case itself.</w:t>
+      </w:r>
+    </w:p>
+    <w:p>
+      <w:pPr>
         <w:spacing w:after="120" w:before="280"/>
       </w:pPr>
       <w:r>
@@ -294,7 +321,7 @@
           <w:sz w:val="21"/>
           <w:szCs w:val="21"/>
         </w:rPr>
-        <w:t xml:space="preserve">Qlik Answers provides AI-powered natural language access to MCG's 25 operational documents — SOPs, incident reports, policies, carrier contracts, and the Project CLARITY brief. The AI assistant understands context, cites sources, and connects structured data with unstructured knowledge.</w:t>
+        <w:t xml:space="preserve">Qlik Answers provides AI-powered natural language access to MCG's 25 operational documents — SOPs, incident reports, policies, carrier contracts, and the Project Qlarity brief. The AI assistant understands context, cites sources, and connects structured data with unstructured knowledge.</w:t>
       </w:r>
     </w:p>
     <w:p>
@@ -783,6 +810,33 @@
         <w:t xml:space="preserve">Scenario 1: Singapore SLA Decline</w:t>
       </w:r>
     </w:p>
+    <w:p>
+      <w:pPr>
+        <w:spacing w:after="120" w:before="80"/>
+      </w:pPr>
+      <w:r>
+        <w:rPr>
+          <w:rFonts w:ascii="Inter" w:cs="Inter" w:eastAsia="Inter" w:hAnsi="Inter"/>
+          <w:b/>
+          <w:bCs/>
+          <w:color w:val="006580"/>
+          <w:sz w:val="20"/>
+          <w:szCs w:val="20"/>
+        </w:rPr>
+        <w:t xml:space="preserve">Project Qlarity context:  </w:t>
+      </w:r>
+      <w:r>
+        <w:rPr>
+          <w:rFonts w:ascii="Inter" w:cs="Inter" w:eastAsia="Inter" w:hAnsi="Inter"/>
+          <w:i/>
+          <w:iCs/>
+          <w:color w:val="454659"/>
+          <w:sz w:val="20"/>
+          <w:szCs w:val="20"/>
+        </w:rPr>
+        <w:t xml:space="preserve">Project Qlarity Phase 3: conversational access to carrier knowledge (Nightmare #6, Carrier Data Black Hole).</w:t>
+      </w:r>
+    </w:p>
     <w:tbl>
       <w:tblPr>
         <w:tblW w:type="pct" w:w="100%"/>
@@ -988,6 +1042,33 @@
         <w:t xml:space="preserve">Scenario 2: Rotterdam Pipeline Failure</w:t>
       </w:r>
     </w:p>
+    <w:p>
+      <w:pPr>
+        <w:spacing w:after="120" w:before="80"/>
+      </w:pPr>
+      <w:r>
+        <w:rPr>
+          <w:rFonts w:ascii="Inter" w:cs="Inter" w:eastAsia="Inter" w:hAnsi="Inter"/>
+          <w:b/>
+          <w:bCs/>
+          <w:color w:val="006580"/>
+          <w:sz w:val="20"/>
+          <w:szCs w:val="20"/>
+        </w:rPr>
+        <w:t xml:space="preserve">Project Qlarity context:  </w:t>
+      </w:r>
+      <w:r>
+        <w:rPr>
+          <w:rFonts w:ascii="Inter" w:cs="Inter" w:eastAsia="Inter" w:hAnsi="Inter"/>
+          <w:i/>
+          <w:iCs/>
+          <w:color w:val="454659"/>
+          <w:sz w:val="20"/>
+          <w:szCs w:val="20"/>
+        </w:rPr>
+        <w:t xml:space="preserve">Project Qlarity Phase 1 made queryable in Phase 3: pipeline-health monitoring behind Nightmare #4 (Silent Pipeline Failures) and the phantom inventory of Nightmare #1.</w:t>
+      </w:r>
+    </w:p>
     <w:tbl>
       <w:tblPr>
         <w:tblW w:type="pct" w:w="100%"/>
@@ -1193,6 +1274,33 @@
         <w:t xml:space="preserve">Scenario 3: Lettuce Recall Investigation</w:t>
       </w:r>
     </w:p>
+    <w:p>
+      <w:pPr>
+        <w:spacing w:after="120" w:before="80"/>
+      </w:pPr>
+      <w:r>
+        <w:rPr>
+          <w:rFonts w:ascii="Inter" w:cs="Inter" w:eastAsia="Inter" w:hAnsi="Inter"/>
+          <w:b/>
+          <w:bCs/>
+          <w:color w:val="006580"/>
+          <w:sz w:val="20"/>
+          <w:szCs w:val="20"/>
+        </w:rPr>
+        <w:t xml:space="preserve">Project Qlarity context:  </w:t>
+      </w:r>
+      <w:r>
+        <w:rPr>
+          <w:rFonts w:ascii="Inter" w:cs="Inter" w:eastAsia="Inter" w:hAnsi="Inter"/>
+          <w:i/>
+          <w:iCs/>
+          <w:color w:val="454659"/>
+          <w:sz w:val="20"/>
+          <w:szCs w:val="20"/>
+        </w:rPr>
+        <w:t xml:space="preserve">Project Qlarity Phase 3 closing the loop on Nightmare #7 (Compliance Traceability Gap) — 11-day, four-system traceability collapses to a cited 30-second answer.</w:t>
+      </w:r>
+    </w:p>
     <w:tbl>
       <w:tblPr>
         <w:tblW w:type="pct" w:w="100%"/>
@@ -1379,6 +1487,33 @@
         <w:t xml:space="preserve">Scenario 4: Cold Chain Spoilage</w:t>
       </w:r>
     </w:p>
+    <w:p>
+      <w:pPr>
+        <w:spacing w:after="120" w:before="80"/>
+      </w:pPr>
+      <w:r>
+        <w:rPr>
+          <w:rFonts w:ascii="Inter" w:cs="Inter" w:eastAsia="Inter" w:hAnsi="Inter"/>
+          <w:b/>
+          <w:bCs/>
+          <w:color w:val="006580"/>
+          <w:sz w:val="20"/>
+          <w:szCs w:val="20"/>
+        </w:rPr>
+        <w:t xml:space="preserve">Project Qlarity context:  </w:t>
+      </w:r>
+      <w:r>
+        <w:rPr>
+          <w:rFonts w:ascii="Inter" w:cs="Inter" w:eastAsia="Inter" w:hAnsi="Inter"/>
+          <w:i/>
+          <w:iCs/>
+          <w:color w:val="454659"/>
+          <w:sz w:val="20"/>
+          <w:szCs w:val="20"/>
+        </w:rPr>
+        <w:t xml:space="preserve">Project Qlarity Phase 3 narrating the outcome the Phase 2 AutoML spoilage model predicts — the TransFrio fleet change behind Nightmare #6 (Carrier Data Black Hole).</w:t>
+      </w:r>
+    </w:p>
     <w:tbl>
       <w:tblPr>
         <w:tblW w:type="pct" w:w="100%"/>
@@ -1584,6 +1719,33 @@
         <w:t xml:space="preserve">Scenario 5: WISMO Call Handling</w:t>
       </w:r>
     </w:p>
+    <w:p>
+      <w:pPr>
+        <w:spacing w:after="120" w:before="80"/>
+      </w:pPr>
+      <w:r>
+        <w:rPr>
+          <w:rFonts w:ascii="Inter" w:cs="Inter" w:eastAsia="Inter" w:hAnsi="Inter"/>
+          <w:b/>
+          <w:bCs/>
+          <w:color w:val="006580"/>
+          <w:sz w:val="20"/>
+          <w:szCs w:val="20"/>
+        </w:rPr>
+        <w:t xml:space="preserve">Project Qlarity context:  </w:t>
+      </w:r>
+      <w:r>
+        <w:rPr>
+          <w:rFonts w:ascii="Inter" w:cs="Inter" w:eastAsia="Inter" w:hAnsi="Inter"/>
+          <w:i/>
+          <w:iCs/>
+          <w:color w:val="454659"/>
+          <w:sz w:val="20"/>
+          <w:szCs w:val="20"/>
+        </w:rPr>
+        <w:t xml:space="preserve">Project Qlarity Phase 3: WISMO deflection — surfacing the SOP behind the carrier visibility gap (Nightmare #6) so customers self-serve instead of calling.</w:t>
+      </w:r>
+    </w:p>
     <w:tbl>
       <w:tblPr>
         <w:tblW w:type="pct" w:w="100%"/>
@@ -1767,7 +1929,34 @@
           <w:sz w:val="22"/>
           <w:szCs w:val="22"/>
         </w:rPr>
-        <w:t xml:space="preserve">Scenario 6: Project CLARITY ROI</w:t>
+        <w:t xml:space="preserve">Scenario 6: Project Qlarity ROI</w:t>
+      </w:r>
+    </w:p>
+    <w:p>
+      <w:pPr>
+        <w:spacing w:after="120" w:before="80"/>
+      </w:pPr>
+      <w:r>
+        <w:rPr>
+          <w:rFonts w:ascii="Inter" w:cs="Inter" w:eastAsia="Inter" w:hAnsi="Inter"/>
+          <w:b/>
+          <w:bCs/>
+          <w:color w:val="006580"/>
+          <w:sz w:val="20"/>
+          <w:szCs w:val="20"/>
+        </w:rPr>
+        <w:t xml:space="preserve">Project Qlarity context:  </w:t>
+      </w:r>
+      <w:r>
+        <w:rPr>
+          <w:rFonts w:ascii="Inter" w:cs="Inter" w:eastAsia="Inter" w:hAnsi="Inter"/>
+          <w:i/>
+          <w:iCs/>
+          <w:color w:val="454659"/>
+          <w:sz w:val="20"/>
+          <w:szCs w:val="20"/>
+        </w:rPr>
+        <w:t xml:space="preserve">The capstone question — Project Qlarity itself: the $12.4M / 24-month initiative across all three phases that eliminates all Seven Data Quality Nightmares for a 952% 3-year ROI.</w:t>
       </w:r>
     </w:p>
     <w:tbl>
@@ -1849,7 +2038,7 @@
                 <w:sz w:val="20"/>
                 <w:szCs w:val="20"/>
               </w:rPr>
-              <w:t xml:space="preserve">What is Project CLARITY and what is the expected return on investment?</w:t>
+              <w:t xml:space="preserve">What is Project Qlarity and what is the expected return on investment?</w:t>
             </w:r>
           </w:p>
         </w:tc>
@@ -2546,7 +2735,7 @@
         <w:sz w:val="18"/>
         <w:szCs w:val="18"/>
       </w:rPr>
-      <w:t xml:space="preserve">DEMO SCRIPT — Module 9</w:t>
+      <w:t xml:space="preserve">Project Qlarity Demo Walkthrough — Module 9</w:t>
     </w:r>
   </w:p>
 </w:hdr>

--- a/documents/demo-scripts/09_Qlik_Answers.docx
+++ b/documents/demo-scripts/09_Qlik_Answers.docx
@@ -84,7 +84,7 @@
             <w:r>
               <w:rPr>
                 <w:rFonts w:ascii="Inter" w:cs="Inter" w:eastAsia="Inter" w:hAnsi="Inter"/>
-                <w:color w:val="454659"/>
+                <w:color w:val="54565A"/>
                 <w:sz w:val="20"/>
                 <w:szCs w:val="20"/>
               </w:rPr>
@@ -140,7 +140,7 @@
             <w:r>
               <w:rPr>
                 <w:rFonts w:ascii="Inter" w:cs="Inter" w:eastAsia="Inter" w:hAnsi="Inter"/>
-                <w:color w:val="454659"/>
+                <w:color w:val="54565A"/>
                 <w:sz w:val="20"/>
                 <w:szCs w:val="20"/>
               </w:rPr>
@@ -196,7 +196,7 @@
             <w:r>
               <w:rPr>
                 <w:rFonts w:ascii="Inter" w:cs="Inter" w:eastAsia="Inter" w:hAnsi="Inter"/>
-                <w:color w:val="454659"/>
+                <w:color w:val="54565A"/>
                 <w:sz w:val="20"/>
                 <w:szCs w:val="20"/>
               </w:rPr>
@@ -252,7 +252,7 @@
             <w:r>
               <w:rPr>
                 <w:rFonts w:ascii="Inter" w:cs="Inter" w:eastAsia="Inter" w:hAnsi="Inter"/>
-                <w:color w:val="454659"/>
+                <w:color w:val="54565A"/>
                 <w:sz w:val="20"/>
                 <w:szCs w:val="20"/>
               </w:rPr>
@@ -282,7 +282,7 @@
           <w:rFonts w:ascii="Inter" w:cs="Inter" w:eastAsia="Inter" w:hAnsi="Inter"/>
           <w:i/>
           <w:iCs/>
-          <w:color w:val="454659"/>
+          <w:color w:val="54565A"/>
           <w:sz w:val="20"/>
           <w:szCs w:val="20"/>
         </w:rPr>
@@ -317,7 +317,7 @@
           <w:bCs w:val="false"/>
           <w:i w:val="false"/>
           <w:iCs w:val="false"/>
-          <w:color w:val="454659"/>
+          <w:color w:val="54565A"/>
           <w:sz w:val="21"/>
           <w:szCs w:val="21"/>
         </w:rPr>
@@ -361,7 +361,7 @@
           <w:rFonts w:ascii="Inter" w:cs="Inter" w:eastAsia="Inter" w:hAnsi="Inter"/>
           <w:b w:val="false"/>
           <w:bCs w:val="false"/>
-          <w:color w:val="454659"/>
+          <w:color w:val="54565A"/>
           <w:sz w:val="21"/>
           <w:szCs w:val="21"/>
         </w:rPr>
@@ -389,7 +389,7 @@
           <w:rFonts w:ascii="Inter" w:cs="Inter" w:eastAsia="Inter" w:hAnsi="Inter"/>
           <w:b w:val="false"/>
           <w:bCs w:val="false"/>
-          <w:color w:val="454659"/>
+          <w:color w:val="54565A"/>
           <w:sz w:val="21"/>
           <w:szCs w:val="21"/>
         </w:rPr>
@@ -417,7 +417,7 @@
           <w:rFonts w:ascii="Inter" w:cs="Inter" w:eastAsia="Inter" w:hAnsi="Inter"/>
           <w:b w:val="false"/>
           <w:bCs w:val="false"/>
-          <w:color w:val="454659"/>
+          <w:color w:val="54565A"/>
           <w:sz w:val="21"/>
           <w:szCs w:val="21"/>
         </w:rPr>
@@ -461,7 +461,7 @@
           <w:rFonts w:ascii="Inter" w:cs="Inter" w:eastAsia="Inter" w:hAnsi="Inter"/>
           <w:b w:val="false"/>
           <w:bCs w:val="false"/>
-          <w:color w:val="454659"/>
+          <w:color w:val="54565A"/>
           <w:sz w:val="21"/>
           <w:szCs w:val="21"/>
         </w:rPr>
@@ -489,7 +489,7 @@
           <w:rFonts w:ascii="Inter" w:cs="Inter" w:eastAsia="Inter" w:hAnsi="Inter"/>
           <w:b w:val="false"/>
           <w:bCs w:val="false"/>
-          <w:color w:val="454659"/>
+          <w:color w:val="54565A"/>
           <w:sz w:val="21"/>
           <w:szCs w:val="21"/>
         </w:rPr>
@@ -517,7 +517,7 @@
           <w:rFonts w:ascii="Inter" w:cs="Inter" w:eastAsia="Inter" w:hAnsi="Inter"/>
           <w:b w:val="false"/>
           <w:bCs w:val="false"/>
-          <w:color w:val="454659"/>
+          <w:color w:val="54565A"/>
           <w:sz w:val="21"/>
           <w:szCs w:val="21"/>
         </w:rPr>
@@ -545,7 +545,7 @@
           <w:rFonts w:ascii="Inter" w:cs="Inter" w:eastAsia="Inter" w:hAnsi="Inter"/>
           <w:b w:val="false"/>
           <w:bCs w:val="false"/>
-          <w:color w:val="454659"/>
+          <w:color w:val="54565A"/>
           <w:sz w:val="21"/>
           <w:szCs w:val="21"/>
         </w:rPr>
@@ -573,7 +573,7 @@
           <w:rFonts w:ascii="Inter" w:cs="Inter" w:eastAsia="Inter" w:hAnsi="Inter"/>
           <w:b w:val="false"/>
           <w:bCs w:val="false"/>
-          <w:color w:val="454659"/>
+          <w:color w:val="54565A"/>
           <w:sz w:val="21"/>
           <w:szCs w:val="21"/>
         </w:rPr>
@@ -673,7 +673,7 @@
                 <w:rFonts w:ascii="Inter" w:cs="Inter" w:eastAsia="Inter" w:hAnsi="Inter"/>
                 <w:i/>
                 <w:iCs/>
-                <w:color w:val="454659"/>
+                <w:color w:val="54565A"/>
                 <w:sz w:val="20"/>
                 <w:szCs w:val="20"/>
               </w:rPr>
@@ -703,7 +703,7 @@
           <w:rFonts w:ascii="Inter" w:cs="Inter" w:eastAsia="Inter" w:hAnsi="Inter"/>
           <w:i/>
           <w:iCs/>
-          <w:color w:val="454659"/>
+          <w:color w:val="54565A"/>
           <w:sz w:val="20"/>
           <w:szCs w:val="20"/>
         </w:rPr>
@@ -768,7 +768,7 @@
                 <w:rFonts w:ascii="Inter" w:cs="Inter" w:eastAsia="Inter" w:hAnsi="Inter"/>
                 <w:i/>
                 <w:iCs/>
-                <w:color w:val="454659"/>
+                <w:color w:val="54565A"/>
                 <w:sz w:val="18"/>
                 <w:szCs w:val="18"/>
               </w:rPr>
@@ -830,7 +830,7 @@
           <w:rFonts w:ascii="Inter" w:cs="Inter" w:eastAsia="Inter" w:hAnsi="Inter"/>
           <w:i/>
           <w:iCs/>
-          <w:color w:val="454659"/>
+          <w:color w:val="54565A"/>
           <w:sz w:val="20"/>
           <w:szCs w:val="20"/>
         </w:rPr>
@@ -912,7 +912,7 @@
             <w:r>
               <w:rPr>
                 <w:rFonts w:ascii="Consolas" w:cs="Consolas" w:eastAsia="Consolas" w:hAnsi="Consolas"/>
-                <w:color w:val="454659"/>
+                <w:color w:val="54565A"/>
                 <w:sz w:val="20"/>
                 <w:szCs w:val="20"/>
               </w:rPr>
@@ -997,7 +997,7 @@
             <w:r>
               <w:rPr>
                 <w:rFonts w:ascii="Inter" w:cs="Inter" w:eastAsia="Inter" w:hAnsi="Inter"/>
-                <w:color w:val="454659"/>
+                <w:color w:val="54565A"/>
                 <w:sz w:val="20"/>
                 <w:szCs w:val="20"/>
               </w:rPr>
@@ -1019,7 +1019,7 @@
           <w:bCs w:val="false"/>
           <w:i w:val="false"/>
           <w:iCs w:val="false"/>
-          <w:color w:val="454659"/>
+          <w:color w:val="54565A"/>
           <w:sz w:val="21"/>
           <w:szCs w:val="21"/>
         </w:rPr>
@@ -1062,7 +1062,7 @@
           <w:rFonts w:ascii="Inter" w:cs="Inter" w:eastAsia="Inter" w:hAnsi="Inter"/>
           <w:i/>
           <w:iCs/>
-          <w:color w:val="454659"/>
+          <w:color w:val="54565A"/>
           <w:sz w:val="20"/>
           <w:szCs w:val="20"/>
         </w:rPr>
@@ -1144,7 +1144,7 @@
             <w:r>
               <w:rPr>
                 <w:rFonts w:ascii="Consolas" w:cs="Consolas" w:eastAsia="Consolas" w:hAnsi="Consolas"/>
-                <w:color w:val="454659"/>
+                <w:color w:val="54565A"/>
                 <w:sz w:val="20"/>
                 <w:szCs w:val="20"/>
               </w:rPr>
@@ -1229,7 +1229,7 @@
             <w:r>
               <w:rPr>
                 <w:rFonts w:ascii="Inter" w:cs="Inter" w:eastAsia="Inter" w:hAnsi="Inter"/>
-                <w:color w:val="454659"/>
+                <w:color w:val="54565A"/>
                 <w:sz w:val="20"/>
                 <w:szCs w:val="20"/>
               </w:rPr>
@@ -1251,7 +1251,7 @@
           <w:bCs w:val="false"/>
           <w:i w:val="false"/>
           <w:iCs w:val="false"/>
-          <w:color w:val="454659"/>
+          <w:color w:val="54565A"/>
           <w:sz w:val="21"/>
           <w:szCs w:val="21"/>
         </w:rPr>
@@ -1294,7 +1294,7 @@
           <w:rFonts w:ascii="Inter" w:cs="Inter" w:eastAsia="Inter" w:hAnsi="Inter"/>
           <w:i/>
           <w:iCs/>
-          <w:color w:val="454659"/>
+          <w:color w:val="54565A"/>
           <w:sz w:val="20"/>
           <w:szCs w:val="20"/>
         </w:rPr>
@@ -1376,7 +1376,7 @@
             <w:r>
               <w:rPr>
                 <w:rFonts w:ascii="Consolas" w:cs="Consolas" w:eastAsia="Consolas" w:hAnsi="Consolas"/>
-                <w:color w:val="454659"/>
+                <w:color w:val="54565A"/>
                 <w:sz w:val="20"/>
                 <w:szCs w:val="20"/>
               </w:rPr>
@@ -1461,7 +1461,7 @@
             <w:r>
               <w:rPr>
                 <w:rFonts w:ascii="Inter" w:cs="Inter" w:eastAsia="Inter" w:hAnsi="Inter"/>
-                <w:color w:val="454659"/>
+                <w:color w:val="54565A"/>
                 <w:sz w:val="20"/>
                 <w:szCs w:val="20"/>
               </w:rPr>
@@ -1507,7 +1507,7 @@
           <w:rFonts w:ascii="Inter" w:cs="Inter" w:eastAsia="Inter" w:hAnsi="Inter"/>
           <w:i/>
           <w:iCs/>
-          <w:color w:val="454659"/>
+          <w:color w:val="54565A"/>
           <w:sz w:val="20"/>
           <w:szCs w:val="20"/>
         </w:rPr>
@@ -1589,7 +1589,7 @@
             <w:r>
               <w:rPr>
                 <w:rFonts w:ascii="Consolas" w:cs="Consolas" w:eastAsia="Consolas" w:hAnsi="Consolas"/>
-                <w:color w:val="454659"/>
+                <w:color w:val="54565A"/>
                 <w:sz w:val="20"/>
                 <w:szCs w:val="20"/>
               </w:rPr>
@@ -1674,7 +1674,7 @@
             <w:r>
               <w:rPr>
                 <w:rFonts w:ascii="Inter" w:cs="Inter" w:eastAsia="Inter" w:hAnsi="Inter"/>
-                <w:color w:val="454659"/>
+                <w:color w:val="54565A"/>
                 <w:sz w:val="20"/>
                 <w:szCs w:val="20"/>
               </w:rPr>
@@ -1696,7 +1696,7 @@
           <w:bCs w:val="false"/>
           <w:i w:val="false"/>
           <w:iCs w:val="false"/>
-          <w:color w:val="454659"/>
+          <w:color w:val="54565A"/>
           <w:sz w:val="21"/>
           <w:szCs w:val="21"/>
         </w:rPr>
@@ -1739,7 +1739,7 @@
           <w:rFonts w:ascii="Inter" w:cs="Inter" w:eastAsia="Inter" w:hAnsi="Inter"/>
           <w:i/>
           <w:iCs/>
-          <w:color w:val="454659"/>
+          <w:color w:val="54565A"/>
           <w:sz w:val="20"/>
           <w:szCs w:val="20"/>
         </w:rPr>
@@ -1821,7 +1821,7 @@
             <w:r>
               <w:rPr>
                 <w:rFonts w:ascii="Consolas" w:cs="Consolas" w:eastAsia="Consolas" w:hAnsi="Consolas"/>
-                <w:color w:val="454659"/>
+                <w:color w:val="54565A"/>
                 <w:sz w:val="20"/>
                 <w:szCs w:val="20"/>
               </w:rPr>
@@ -1906,7 +1906,7 @@
             <w:r>
               <w:rPr>
                 <w:rFonts w:ascii="Inter" w:cs="Inter" w:eastAsia="Inter" w:hAnsi="Inter"/>
-                <w:color w:val="454659"/>
+                <w:color w:val="54565A"/>
                 <w:sz w:val="20"/>
                 <w:szCs w:val="20"/>
               </w:rPr>
@@ -1952,7 +1952,7 @@
           <w:rFonts w:ascii="Inter" w:cs="Inter" w:eastAsia="Inter" w:hAnsi="Inter"/>
           <w:i/>
           <w:iCs/>
-          <w:color w:val="454659"/>
+          <w:color w:val="54565A"/>
           <w:sz w:val="20"/>
           <w:szCs w:val="20"/>
         </w:rPr>
@@ -2034,7 +2034,7 @@
             <w:r>
               <w:rPr>
                 <w:rFonts w:ascii="Consolas" w:cs="Consolas" w:eastAsia="Consolas" w:hAnsi="Consolas"/>
-                <w:color w:val="454659"/>
+                <w:color w:val="54565A"/>
                 <w:sz w:val="20"/>
                 <w:szCs w:val="20"/>
               </w:rPr>
@@ -2119,7 +2119,7 @@
             <w:r>
               <w:rPr>
                 <w:rFonts w:ascii="Inter" w:cs="Inter" w:eastAsia="Inter" w:hAnsi="Inter"/>
-                <w:color w:val="454659"/>
+                <w:color w:val="54565A"/>
                 <w:sz w:val="20"/>
                 <w:szCs w:val="20"/>
               </w:rPr>
@@ -2187,7 +2187,7 @@
                 <w:rFonts w:ascii="Inter" w:cs="Inter" w:eastAsia="Inter" w:hAnsi="Inter"/>
                 <w:i/>
                 <w:iCs/>
-                <w:color w:val="454659"/>
+                <w:color w:val="54565A"/>
                 <w:sz w:val="18"/>
                 <w:szCs w:val="18"/>
               </w:rPr>
@@ -2217,7 +2217,7 @@
           <w:rFonts w:ascii="Inter" w:cs="Inter" w:eastAsia="Inter" w:hAnsi="Inter"/>
           <w:i/>
           <w:iCs/>
-          <w:color w:val="454659"/>
+          <w:color w:val="54565A"/>
           <w:sz w:val="20"/>
           <w:szCs w:val="20"/>
         </w:rPr>
@@ -2231,7 +2231,7 @@
       <w:r>
         <w:rPr>
           <w:rFonts w:ascii="Inter" w:cs="Inter" w:eastAsia="Inter" w:hAnsi="Inter"/>
-          <w:color w:val="454659"/>
+          <w:color w:val="54565A"/>
           <w:sz w:val="20"/>
           <w:szCs w:val="20"/>
         </w:rPr>
@@ -2251,7 +2251,7 @@
       <w:r>
         <w:rPr>
           <w:rFonts w:ascii="Inter" w:cs="Inter" w:eastAsia="Inter" w:hAnsi="Inter"/>
-          <w:color w:val="454659"/>
+          <w:color w:val="54565A"/>
           <w:sz w:val="20"/>
           <w:szCs w:val="20"/>
         </w:rPr>
@@ -2271,7 +2271,7 @@
       <w:r>
         <w:rPr>
           <w:rFonts w:ascii="Inter" w:cs="Inter" w:eastAsia="Inter" w:hAnsi="Inter"/>
-          <w:color w:val="454659"/>
+          <w:color w:val="54565A"/>
           <w:sz w:val="20"/>
           <w:szCs w:val="20"/>
         </w:rPr>
@@ -2492,35 +2492,11 @@
     <w:r>
       <w:rPr>
         <w:rFonts w:ascii="Inter" w:cs="Inter" w:eastAsia="Inter" w:hAnsi="Inter"/>
-        <w:color w:val="454659"/>
+        <w:color w:val="54565A"/>
         <w:sz w:val="14"/>
         <w:szCs w:val="14"/>
       </w:rPr>
-      <w:t xml:space="preserve">Meridian Commerce Group  •  </w:t>
-    </w:r>
-    <w:r>
-      <w:rPr>
-        <w:rFonts w:ascii="Inter" w:cs="Inter" w:eastAsia="Inter" w:hAnsi="Inter"/>
-        <w:color w:val="454659"/>
-        <w:sz w:val="14"/>
-        <w:szCs w:val="14"/>
-      </w:rPr>
-      <w:t xml:space="preserve">Weena 505, 3013 AL Rotterdam, Netherlands</w:t>
-    </w:r>
-  </w:p>
-  <w:p>
-    <w:pPr>
-      <w:spacing w:after="0" w:before="0"/>
-      <w:jc w:val="center"/>
-    </w:pPr>
-    <w:r>
-      <w:rPr>
-        <w:rFonts w:ascii="Inter" w:cs="Inter" w:eastAsia="Inter" w:hAnsi="Inter"/>
-        <w:color w:val="454659"/>
-        <w:sz w:val="14"/>
-        <w:szCs w:val="14"/>
-      </w:rPr>
-      <w:t xml:space="preserve">+31 10 798 4000  •  www.meridiancommerce.com  •  info@meridiancommerce.com</w:t>
+      <w:t xml:space="preserve">Qlik</w:t>
     </w:r>
   </w:p>
   <w:p>
@@ -2542,7 +2518,7 @@
     <w:r>
       <w:rPr>
         <w:rFonts w:ascii="Inter" w:cs="Inter" w:eastAsia="Inter" w:hAnsi="Inter"/>
-        <w:color w:val="454659"/>
+        <w:color w:val="54565A"/>
         <w:sz w:val="13"/>
         <w:szCs w:val="13"/>
       </w:rPr>
@@ -2551,7 +2527,7 @@
     <w:r>
       <w:rPr>
         <w:rFonts w:ascii="Inter" w:cs="Inter" w:eastAsia="Inter" w:hAnsi="Inter"/>
-        <w:color w:val="454659"/>
+        <w:color w:val="54565A"/>
         <w:sz w:val="13"/>
         <w:szCs w:val="13"/>
       </w:rPr>
@@ -2605,12 +2581,12 @@
 <w:hdr xmlns:wpc="http://schemas.microsoft.com/office/word/2010/wordprocessingCanvas" xmlns:mc="http://schemas.openxmlformats.org/markup-compatibility/2006" xmlns:o="urn:schemas-microsoft-com:office:office" xmlns:r="http://schemas.openxmlformats.org/officeDocument/2006/relationships" xmlns:m="http://schemas.openxmlformats.org/officeDocument/2006/math" xmlns:v="urn:schemas-microsoft-com:vml" xmlns:wp14="http://schemas.microsoft.com/office/word/2010/wordprocessingDrawing" xmlns:wp="http://schemas.openxmlformats.org/drawingml/2006/wordprocessingDrawing" xmlns:w10="urn:schemas-microsoft-com:office:word" xmlns:w="http://schemas.openxmlformats.org/wordprocessingml/2006/main" xmlns:w14="http://schemas.microsoft.com/office/word/2010/wordml" xmlns:w15="http://schemas.microsoft.com/office/word/2012/wordml" xmlns:wpg="http://schemas.microsoft.com/office/word/2010/wordprocessingGroup" xmlns:wpi="http://schemas.microsoft.com/office/word/2010/wordprocessingInk" xmlns:wne="http://schemas.microsoft.com/office/word/2006/wordml" xmlns:wps="http://schemas.microsoft.com/office/word/2010/wordprocessingShape" xmlns:cx="http://schemas.microsoft.com/office/drawing/2014/chartex" xmlns:cx1="http://schemas.microsoft.com/office/drawing/2015/9/8/chartex" xmlns:cx2="http://schemas.microsoft.com/office/drawing/2015/10/21/chartex" xmlns:cx3="http://schemas.microsoft.com/office/drawing/2016/5/9/chartex" xmlns:cx4="http://schemas.microsoft.com/office/drawing/2016/5/10/chartex" xmlns:cx5="http://schemas.microsoft.com/office/drawing/2016/5/11/chartex" xmlns:cx6="http://schemas.microsoft.com/office/drawing/2016/5/12/chartex" xmlns:cx7="http://schemas.microsoft.com/office/drawing/2016/5/13/chartex" xmlns:cx8="http://schemas.microsoft.com/office/drawing/2016/5/14/chartex" xmlns:w16cid="http://schemas.microsoft.com/office/word/2016/wordml/cid" xmlns:w16se="http://schemas.microsoft.com/office/word/2015/wordml/symex">
   <w:p>
     <w:pPr>
-      <w:spacing w:after="0"/>
+      <w:spacing w:after="60"/>
     </w:pPr>
     <w:r>
       <w:drawing>
         <wp:inline distT="0" distB="0" distL="0" distR="0">
-          <wp:extent cx="762000" cy="333375"/>
+          <wp:extent cx="1123950" cy="628650"/>
           <wp:effectExtent t="0" r="0" b="0" l="0"/>
           <wp:docPr id="1" name="" descr="" title=""/>
           <wp:cNvGraphicFramePr>
@@ -2635,7 +2611,7 @@
                 <pic:spPr bwMode="auto">
                   <a:xfrm>
                     <a:off x="0" y="0"/>
-                    <a:ext cx="762000" cy="333375"/>
+                    <a:ext cx="1123950" cy="628650"/>
                   </a:xfrm>
                   <a:prstGeom prst="rect">
                     <a:avLst/>
@@ -2646,63 +2622,6 @@
           </a:graphic>
         </wp:inline>
       </w:drawing>
-    </w:r>
-    <w:r>
-      <w:rPr>
-        <w:rFonts w:ascii="Inter" w:cs="Inter" w:eastAsia="Inter" w:hAnsi="Inter"/>
-        <w:sz w:val="20"/>
-        <w:szCs w:val="20"/>
-      </w:rPr>
-      <w:t xml:space="preserve">   </w:t>
-    </w:r>
-    <w:r>
-      <w:rPr>
-        <w:rFonts w:ascii="Inter" w:cs="Inter" w:eastAsia="Inter" w:hAnsi="Inter"/>
-        <w:b/>
-        <w:bCs/>
-        <w:color w:val="19416C"/>
-        <w:sz w:val="26"/>
-        <w:szCs w:val="26"/>
-      </w:rPr>
-      <w:t xml:space="preserve">MERIDIAN</w:t>
-    </w:r>
-    <w:r>
-      <w:rPr>
-        <w:rFonts w:ascii="Inter" w:cs="Inter" w:eastAsia="Inter" w:hAnsi="Inter"/>
-        <w:b w:val="false"/>
-        <w:bCs w:val="false"/>
-        <w:color w:val="19416C"/>
-        <w:sz w:val="26"/>
-        <w:szCs w:val="26"/>
-      </w:rPr>
-      <w:t xml:space="preserve"> COMMERCE </w:t>
-    </w:r>
-    <w:r>
-      <w:rPr>
-        <w:rFonts w:ascii="Inter" w:cs="Inter" w:eastAsia="Inter" w:hAnsi="Inter"/>
-        <w:b/>
-        <w:bCs/>
-        <w:color w:val="009845"/>
-        <w:sz w:val="26"/>
-        <w:szCs w:val="26"/>
-      </w:rPr>
-      <w:t xml:space="preserve">GROUP</w:t>
-    </w:r>
-  </w:p>
-  <w:p>
-    <w:pPr>
-      <w:spacing w:after="0"/>
-    </w:pPr>
-    <w:r>
-      <w:rPr>
-        <w:rFonts w:ascii="Inter" w:cs="Inter" w:eastAsia="Inter" w:hAnsi="Inter"/>
-        <w:i/>
-        <w:iCs/>
-        <w:color w:val="454659"/>
-        <w:sz w:val="16"/>
-        <w:szCs w:val="16"/>
-      </w:rPr>
-      <w:t xml:space="preserve">The neighborhood store with global reach</w:t>
     </w:r>
   </w:p>
   <w:p>
@@ -2837,12 +2756,12 @@
 </file>
 
 <file path=word/styles.xml><?xml version="1.0" encoding="utf-8"?>
-<w:styles xmlns:mc="http://schemas.openxmlformats.org/markup-compatibility/2006" xmlns:r="http://schemas.openxmlformats.org/officeDocument/2006/relationships" xmlns:w="http://schemas.openxmlformats.org/wordprocessingml/2006/main" xmlns:w14="http://schemas.microsoft.com/office/word/2010/wordml" xmlns:w15="http://schemas.microsoft.com/office/word/2012/wordml" xmlns:w16cex="http://schemas.microsoft.com/office/word/2018/wordml/cex" xmlns:w16cid="http://schemas.microsoft.com/office/word/2016/wordml/cid" xmlns:w16="http://schemas.microsoft.com/office/word/2018/wordml" xmlns:w16sdtdh="http://schemas.microsoft.com/office/word/2020/wordml/sdtdatahash" xmlns:w16se="http://schemas.microsoft.com/office/word/2015/wordml/symex" mc:Ignorable="w14 w15 w16se w16cid w16 w16cex w16sdtdh">
+<w:styles xmlns:mc="http://schemas.openxmlformats.org/markup-compatibility/2006" xmlns:r="http://schemas.openxmlformats.org/officeDocument/2006/relationships" xmlns:w="http://schemas.openxmlformats.org/wordprocessingml/2006/main" xmlns:w14="http://schemas.microsoft.com/office/word/2010/wordml" xmlns:w15="http://schemas.microsoft.com/office/word/2012/wordml" mc:Ignorable="w14 w15">
   <w:docDefaults>
     <w:rPrDefault>
       <w:rPr>
         <w:rFonts w:ascii="Inter" w:cs="Inter" w:eastAsia="Inter" w:hAnsi="Inter"/>
-        <w:color w:val="454659"/>
+        <w:color w:val="54565A"/>
         <w:sz w:val="22"/>
         <w:szCs w:val="22"/>
       </w:rPr>
@@ -3042,941 +2961,5 @@
       <w:szCs w:val="20"/>
     </w:rPr>
   </w:style>
-  <w:docDefaults>
-    <w:rPrDefault>
-      <w:rPr>
-        <w:rFonts w:asciiTheme="minorHAnsi" w:eastAsiaTheme="minorHAnsi" w:hAnsiTheme="minorHAnsi" w:cstheme="minorBidi"/>
-        <w:kern w:val="2"/>
-        <w:sz w:val="24"/>
-        <w:szCs w:val="24"/>
-        <w:lang w:val="en-US" w:eastAsia="en-US" w:bidi="ar-SA"/>
-        <w14:ligatures w14:val="standardContextual"/>
-      </w:rPr>
-    </w:rPrDefault>
-    <w:pPrDefault/>
-  </w:docDefaults>
-  <w:latentStyles w:defLockedState="0" w:defUIPriority="99" w:defSemiHidden="0" w:defUnhideWhenUsed="0" w:defQFormat="0" w:count="376">
-    <w:lsdException w:name="Normal" w:uiPriority="0" w:qFormat="1"/>
-    <w:lsdException w:name="heading 1" w:uiPriority="9" w:qFormat="1"/>
-    <w:lsdException w:name="heading 2" w:semiHidden="1" w:uiPriority="9" w:unhideWhenUsed="1" w:qFormat="1"/>
-    <w:lsdException w:name="heading 3" w:semiHidden="1" w:uiPriority="9" w:unhideWhenUsed="1" w:qFormat="1"/>
-    <w:lsdException w:name="heading 4" w:semiHidden="1" w:uiPriority="9" w:unhideWhenUsed="1" w:qFormat="1"/>
-    <w:lsdException w:name="heading 5" w:semiHidden="1" w:uiPriority="9" w:unhideWhenUsed="1" w:qFormat="1"/>
-    <w:lsdException w:name="heading 6" w:semiHidden="1" w:uiPriority="9" w:unhideWhenUsed="1" w:qFormat="1"/>
-    <w:lsdException w:name="heading 7" w:semiHidden="1" w:uiPriority="9" w:unhideWhenUsed="1" w:qFormat="1"/>
-    <w:lsdException w:name="heading 8" w:semiHidden="1" w:uiPriority="9" w:unhideWhenUsed="1" w:qFormat="1"/>
-    <w:lsdException w:name="heading 9" w:semiHidden="1" w:uiPriority="9" w:unhideWhenUsed="1" w:qFormat="1"/>
-    <w:lsdException w:name="index 1" w:semiHidden="1" w:unhideWhenUsed="1"/>
-    <w:lsdException w:name="index 2" w:semiHidden="1" w:unhideWhenUsed="1"/>
-    <w:lsdException w:name="index 3" w:semiHidden="1" w:unhideWhenUsed="1"/>
-    <w:lsdException w:name="index 4" w:semiHidden="1" w:unhideWhenUsed="1"/>
-    <w:lsdException w:name="index 5" w:semiHidden="1" w:unhideWhenUsed="1"/>
-    <w:lsdException w:name="index 6" w:semiHidden="1" w:unhideWhenUsed="1"/>
-    <w:lsdException w:name="index 7" w:semiHidden="1" w:unhideWhenUsed="1"/>
-    <w:lsdException w:name="index 8" w:semiHidden="1" w:unhideWhenUsed="1"/>
-    <w:lsdException w:name="index 9" w:semiHidden="1" w:unhideWhenUsed="1"/>
-    <w:lsdException w:name="toc 1" w:semiHidden="1" w:uiPriority="39" w:unhideWhenUsed="1"/>
-    <w:lsdException w:name="toc 2" w:semiHidden="1" w:uiPriority="39" w:unhideWhenUsed="1"/>
-    <w:lsdException w:name="toc 3" w:semiHidden="1" w:uiPriority="39" w:unhideWhenUsed="1"/>
-    <w:lsdException w:name="toc 4" w:semiHidden="1" w:uiPriority="39" w:unhideWhenUsed="1"/>
-    <w:lsdException w:name="toc 5" w:semiHidden="1" w:uiPriority="39" w:unhideWhenUsed="1"/>
-    <w:lsdException w:name="toc 6" w:semiHidden="1" w:uiPriority="39" w:unhideWhenUsed="1"/>
-    <w:lsdException w:name="toc 7" w:semiHidden="1" w:uiPriority="39" w:unhideWhenUsed="1"/>
-    <w:lsdException w:name="toc 8" w:semiHidden="1" w:uiPriority="39" w:unhideWhenUsed="1"/>
-    <w:lsdException w:name="toc 9" w:semiHidden="1" w:uiPriority="39" w:unhideWhenUsed="1"/>
-    <w:lsdException w:name="Normal Indent" w:semiHidden="1" w:unhideWhenUsed="1"/>
-    <w:lsdException w:name="footnote text" w:semiHidden="1" w:unhideWhenUsed="1"/>
-    <w:lsdException w:name="annotation text" w:semiHidden="1" w:unhideWhenUsed="1"/>
-    <w:lsdException w:name="header" w:semiHidden="1" w:unhideWhenUsed="1"/>
-    <w:lsdException w:name="footer" w:semiHidden="1" w:unhideWhenUsed="1"/>
-    <w:lsdException w:name="index heading" w:semiHidden="1" w:unhideWhenUsed="1"/>
-    <w:lsdException w:name="caption" w:semiHidden="1" w:uiPriority="35" w:unhideWhenUsed="1" w:qFormat="1"/>
-    <w:lsdException w:name="table of figures" w:semiHidden="1" w:unhideWhenUsed="1"/>
-    <w:lsdException w:name="envelope address" w:semiHidden="1" w:unhideWhenUsed="1"/>
-    <w:lsdException w:name="envelope return" w:semiHidden="1" w:unhideWhenUsed="1"/>
-    <w:lsdException w:name="footnote reference" w:semiHidden="1" w:unhideWhenUsed="1"/>
-    <w:lsdException w:name="annotation reference" w:semiHidden="1" w:unhideWhenUsed="1"/>
-    <w:lsdException w:name="line number" w:semiHidden="1" w:unhideWhenUsed="1"/>
-    <w:lsdException w:name="page number" w:semiHidden="1" w:unhideWhenUsed="1"/>
-    <w:lsdException w:name="endnote reference" w:semiHidden="1" w:unhideWhenUsed="1"/>
-    <w:lsdException w:name="endnote text" w:semiHidden="1" w:unhideWhenUsed="1"/>
-    <w:lsdException w:name="table of authorities" w:semiHidden="1" w:unhideWhenUsed="1"/>
-    <w:lsdException w:name="macro" w:semiHidden="1" w:unhideWhenUsed="1"/>
-    <w:lsdException w:name="toa heading" w:semiHidden="1" w:unhideWhenUsed="1"/>
-    <w:lsdException w:name="List" w:semiHidden="1" w:unhideWhenUsed="1"/>
-    <w:lsdException w:name="List Bullet" w:semiHidden="1" w:unhideWhenUsed="1"/>
-    <w:lsdException w:name="List Number" w:semiHidden="1" w:unhideWhenUsed="1"/>
-    <w:lsdException w:name="List 2" w:semiHidden="1" w:unhideWhenUsed="1"/>
-    <w:lsdException w:name="List 3" w:semiHidden="1" w:unhideWhenUsed="1"/>
-    <w:lsdException w:name="List 4" w:semiHidden="1" w:unhideWhenUsed="1"/>
-    <w:lsdException w:name="List 5" w:semiHidden="1" w:unhideWhenUsed="1"/>
-    <w:lsdException w:name="List Bullet 2" w:semiHidden="1" w:unhideWhenUsed="1"/>
-    <w:lsdException w:name="List Bullet 3" w:semiHidden="1" w:unhideWhenUsed="1"/>
-    <w:lsdException w:name="List Bullet 4" w:semiHidden="1" w:unhideWhenUsed="1"/>
-    <w:lsdException w:name="List Bullet 5" w:semiHidden="1" w:unhideWhenUsed="1"/>
-    <w:lsdException w:name="List Number 2" w:semiHidden="1" w:unhideWhenUsed="1"/>
-    <w:lsdException w:name="List Number 3" w:semiHidden="1" w:unhideWhenUsed="1"/>
-    <w:lsdException w:name="List Number 4" w:semiHidden="1" w:unhideWhenUsed="1"/>
-    <w:lsdException w:name="List Number 5" w:semiHidden="1" w:unhideWhenUsed="1"/>
-    <w:lsdException w:name="Title" w:uiPriority="10" w:qFormat="1"/>
-    <w:lsdException w:name="Closing" w:semiHidden="1" w:unhideWhenUsed="1"/>
-    <w:lsdException w:name="Signature" w:semiHidden="1" w:unhideWhenUsed="1"/>
-    <w:lsdException w:name="Default Paragraph Font" w:semiHidden="1" w:uiPriority="1" w:unhideWhenUsed="1"/>
-    <w:lsdException w:name="Body Text" w:semiHidden="1" w:uiPriority="1" w:unhideWhenUsed="1" w:qFormat="1"/>
-    <w:lsdException w:name="Body Text Indent" w:semiHidden="1" w:unhideWhenUsed="1"/>
-    <w:lsdException w:name="List Continue" w:semiHidden="1" w:unhideWhenUsed="1"/>
-    <w:lsdException w:name="List Continue 2" w:semiHidden="1" w:unhideWhenUsed="1"/>
-    <w:lsdException w:name="List Continue 3" w:semiHidden="1" w:unhideWhenUsed="1"/>
-    <w:lsdException w:name="List Continue 4" w:semiHidden="1" w:unhideWhenUsed="1"/>
-    <w:lsdException w:name="List Continue 5" w:semiHidden="1" w:unhideWhenUsed="1"/>
-    <w:lsdException w:name="Message Header" w:semiHidden="1" w:unhideWhenUsed="1"/>
-    <w:lsdException w:name="Subtitle" w:uiPriority="11" w:qFormat="1"/>
-    <w:lsdException w:name="Salutation" w:semiHidden="1" w:unhideWhenUsed="1"/>
-    <w:lsdException w:name="Date" w:semiHidden="1" w:unhideWhenUsed="1"/>
-    <w:lsdException w:name="Body Text First Indent" w:semiHidden="1" w:unhideWhenUsed="1"/>
-    <w:lsdException w:name="Body Text First Indent 2" w:semiHidden="1" w:unhideWhenUsed="1"/>
-    <w:lsdException w:name="Note Heading" w:semiHidden="1" w:unhideWhenUsed="1"/>
-    <w:lsdException w:name="Body Text 2" w:semiHidden="1" w:unhideWhenUsed="1"/>
-    <w:lsdException w:name="Body Text 3" w:semiHidden="1" w:unhideWhenUsed="1"/>
-    <w:lsdException w:name="Body Text Indent 2" w:semiHidden="1" w:unhideWhenUsed="1"/>
-    <w:lsdException w:name="Body Text Indent 3" w:semiHidden="1" w:unhideWhenUsed="1"/>
-    <w:lsdException w:name="Block Text" w:semiHidden="1" w:unhideWhenUsed="1"/>
-    <w:lsdException w:name="Hyperlink" w:semiHidden="1" w:unhideWhenUsed="1"/>
-    <w:lsdException w:name="FollowedHyperlink" w:semiHidden="1" w:unhideWhenUsed="1"/>
-    <w:lsdException w:name="Strong" w:uiPriority="22" w:qFormat="1"/>
-    <w:lsdException w:name="Emphasis" w:uiPriority="20" w:qFormat="1"/>
-    <w:lsdException w:name="Document Map" w:semiHidden="1" w:unhideWhenUsed="1"/>
-    <w:lsdException w:name="Plain Text" w:semiHidden="1" w:unhideWhenUsed="1"/>
-    <w:lsdException w:name="E-mail Signature" w:semiHidden="1" w:unhideWhenUsed="1"/>
-    <w:lsdException w:name="HTML Top of Form" w:semiHidden="1" w:unhideWhenUsed="1"/>
-    <w:lsdException w:name="HTML Bottom of Form" w:semiHidden="1" w:unhideWhenUsed="1"/>
-    <w:lsdException w:name="Normal (Web)" w:semiHidden="1" w:unhideWhenUsed="1"/>
-    <w:lsdException w:name="HTML Acronym" w:semiHidden="1" w:unhideWhenUsed="1"/>
-    <w:lsdException w:name="HTML Address" w:semiHidden="1" w:unhideWhenUsed="1"/>
-    <w:lsdException w:name="HTML Cite" w:semiHidden="1" w:unhideWhenUsed="1"/>
-    <w:lsdException w:name="HTML Code" w:semiHidden="1" w:unhideWhenUsed="1"/>
-    <w:lsdException w:name="HTML Definition" w:semiHidden="1" w:unhideWhenUsed="1"/>
-    <w:lsdException w:name="HTML Keyboard" w:semiHidden="1" w:unhideWhenUsed="1"/>
-    <w:lsdException w:name="HTML Preformatted" w:semiHidden="1" w:unhideWhenUsed="1"/>
-    <w:lsdException w:name="HTML Sample" w:semiHidden="1" w:unhideWhenUsed="1"/>
-    <w:lsdException w:name="HTML Typewriter" w:semiHidden="1" w:unhideWhenUsed="1"/>
-    <w:lsdException w:name="HTML Variable" w:semiHidden="1" w:unhideWhenUsed="1"/>
-    <w:lsdException w:name="Normal Table" w:semiHidden="1" w:unhideWhenUsed="1"/>
-    <w:lsdException w:name="annotation subject" w:semiHidden="1" w:unhideWhenUsed="1"/>
-    <w:lsdException w:name="No List" w:semiHidden="1" w:unhideWhenUsed="1"/>
-    <w:lsdException w:name="Outline List 1" w:semiHidden="1" w:unhideWhenUsed="1"/>
-    <w:lsdException w:name="Outline List 2" w:semiHidden="1" w:unhideWhenUsed="1"/>
-    <w:lsdException w:name="Outline List 3" w:semiHidden="1" w:unhideWhenUsed="1"/>
-    <w:lsdException w:name="Table Simple 1" w:semiHidden="1" w:unhideWhenUsed="1"/>
-    <w:lsdException w:name="Table Simple 2" w:semiHidden="1" w:unhideWhenUsed="1"/>
-    <w:lsdException w:name="Table Simple 3" w:semiHidden="1" w:unhideWhenUsed="1"/>
-    <w:lsdException w:name="Table Classic 1" w:semiHidden="1" w:unhideWhenUsed="1"/>
-    <w:lsdException w:name="Table Classic 2" w:semiHidden="1" w:unhideWhenUsed="1"/>
-    <w:lsdException w:name="Table Classic 3" w:semiHidden="1" w:unhideWhenUsed="1"/>
-    <w:lsdException w:name="Table Classic 4" w:semiHidden="1" w:unhideWhenUsed="1"/>
-    <w:lsdException w:name="Table Colorful 1" w:semiHidden="1" w:unhideWhenUsed="1"/>
-    <w:lsdException w:name="Table Colorful 2" w:semiHidden="1" w:unhideWhenUsed="1"/>
-    <w:lsdException w:name="Table Colorful 3" w:semiHidden="1" w:unhideWhenUsed="1"/>
-    <w:lsdException w:name="Table Columns 1" w:semiHidden="1" w:unhideWhenUsed="1"/>
-    <w:lsdException w:name="Table Columns 2" w:semiHidden="1" w:unhideWhenUsed="1"/>
-    <w:lsdException w:name="Table Columns 3" w:semiHidden="1" w:unhideWhenUsed="1"/>
-    <w:lsdException w:name="Table Columns 4" w:semiHidden="1" w:unhideWhenUsed="1"/>
-    <w:lsdException w:name="Table Columns 5" w:semiHidden="1" w:unhideWhenUsed="1"/>
-    <w:lsdException w:name="Table Grid 1" w:semiHidden="1" w:unhideWhenUsed="1"/>
-    <w:lsdException w:name="Table Grid 2" w:semiHidden="1" w:unhideWhenUsed="1"/>
-    <w:lsdException w:name="Table Grid 3" w:semiHidden="1" w:unhideWhenUsed="1"/>
-    <w:lsdException w:name="Table Grid 4" w:semiHidden="1" w:unhideWhenUsed="1"/>
-    <w:lsdException w:name="Table Grid 5" w:semiHidden="1" w:unhideWhenUsed="1"/>
-    <w:lsdException w:name="Table Grid 6" w:semiHidden="1" w:unhideWhenUsed="1"/>
-    <w:lsdException w:name="Table Grid 7" w:semiHidden="1" w:unhideWhenUsed="1"/>
-    <w:lsdException w:name="Table Grid 8" w:semiHidden="1" w:unhideWhenUsed="1"/>
-    <w:lsdException w:name="Table List 1" w:semiHidden="1" w:unhideWhenUsed="1"/>
-    <w:lsdException w:name="Table List 2" w:semiHidden="1" w:unhideWhenUsed="1"/>
-    <w:lsdException w:name="Table List 3" w:semiHidden="1" w:unhideWhenUsed="1"/>
-    <w:lsdException w:name="Table List 4" w:semiHidden="1" w:unhideWhenUsed="1"/>
-    <w:lsdException w:name="Table List 5" w:semiHidden="1" w:unhideWhenUsed="1"/>
-    <w:lsdException w:name="Table List 6" w:semiHidden="1" w:unhideWhenUsed="1"/>
-    <w:lsdException w:name="Table List 7" w:semiHidden="1" w:unhideWhenUsed="1"/>
-    <w:lsdException w:name="Table List 8" w:semiHidden="1" w:unhideWhenUsed="1"/>
-    <w:lsdException w:name="Table 3D effects 1" w:semiHidden="1" w:unhideWhenUsed="1"/>
-    <w:lsdException w:name="Table 3D effects 2" w:semiHidden="1" w:unhideWhenUsed="1"/>
-    <w:lsdException w:name="Table 3D effects 3" w:semiHidden="1" w:unhideWhenUsed="1"/>
-    <w:lsdException w:name="Table Contemporary" w:semiHidden="1" w:unhideWhenUsed="1"/>
-    <w:lsdException w:name="Table Elegant" w:semiHidden="1" w:unhideWhenUsed="1"/>
-    <w:lsdException w:name="Table Professional" w:semiHidden="1" w:unhideWhenUsed="1"/>
-    <w:lsdException w:name="Table Subtle 1" w:semiHidden="1" w:unhideWhenUsed="1"/>
-    <w:lsdException w:name="Table Subtle 2" w:semiHidden="1" w:unhideWhenUsed="1"/>
-    <w:lsdException w:name="Table Web 1" w:semiHidden="1" w:unhideWhenUsed="1"/>
-    <w:lsdException w:name="Table Web 2" w:semiHidden="1" w:unhideWhenUsed="1"/>
-    <w:lsdException w:name="Table Web 3" w:semiHidden="1" w:unhideWhenUsed="1"/>
-    <w:lsdException w:name="Balloon Text" w:semiHidden="1" w:unhideWhenUsed="1"/>
-    <w:lsdException w:name="Table Grid" w:uiPriority="59"/>
-    <w:lsdException w:name="Table Theme" w:semiHidden="1" w:unhideWhenUsed="1"/>
-    <w:lsdException w:name="Placeholder Text" w:semiHidden="1"/>
-    <w:lsdException w:name="No Spacing" w:uiPriority="1" w:qFormat="1"/>
-    <w:lsdException w:name="Light Shading" w:uiPriority="60"/>
-    <w:lsdException w:name="Light List" w:uiPriority="61"/>
-    <w:lsdException w:name="Light Grid" w:uiPriority="62"/>
-    <w:lsdException w:name="Medium Shading 1" w:uiPriority="63"/>
-    <w:lsdException w:name="Medium Shading 2" w:uiPriority="64"/>
-    <w:lsdException w:name="Medium List 1" w:uiPriority="65"/>
-    <w:lsdException w:name="Medium List 2" w:uiPriority="66"/>
-    <w:lsdException w:name="Medium Grid 1" w:uiPriority="67"/>
-    <w:lsdException w:name="Medium Grid 2" w:uiPriority="68"/>
-    <w:lsdException w:name="Medium Grid 3" w:uiPriority="69"/>
-    <w:lsdException w:name="Dark List" w:uiPriority="70"/>
-    <w:lsdException w:name="Colorful Shading" w:uiPriority="71"/>
-    <w:lsdException w:name="Colorful List" w:uiPriority="72"/>
-    <w:lsdException w:name="Colorful Grid" w:uiPriority="73"/>
-    <w:lsdException w:name="Light Shading Accent 1" w:uiPriority="60"/>
-    <w:lsdException w:name="Light List Accent 1" w:uiPriority="61"/>
-    <w:lsdException w:name="Light Grid Accent 1" w:uiPriority="62"/>
-    <w:lsdException w:name="Medium Shading 1 Accent 1" w:uiPriority="63"/>
-    <w:lsdException w:name="Medium Shading 2 Accent 1" w:uiPriority="64"/>
-    <w:lsdException w:name="Medium List 1 Accent 1" w:uiPriority="65"/>
-    <w:lsdException w:name="Revision" w:semiHidden="1"/>
-    <w:lsdException w:name="List Paragraph" w:uiPriority="34" w:qFormat="1"/>
-    <w:lsdException w:name="Quote" w:uiPriority="29" w:qFormat="1"/>
-    <w:lsdException w:name="Intense Quote" w:uiPriority="30" w:qFormat="1"/>
-    <w:lsdException w:name="Medium List 2 Accent 1" w:uiPriority="66"/>
-    <w:lsdException w:name="Medium Grid 1 Accent 1" w:uiPriority="67"/>
-    <w:lsdException w:name="Medium Grid 2 Accent 1" w:uiPriority="68"/>
-    <w:lsdException w:name="Medium Grid 3 Accent 1" w:uiPriority="69"/>
-    <w:lsdException w:name="Dark List Accent 1" w:uiPriority="70"/>
-    <w:lsdException w:name="Colorful Shading Accent 1" w:uiPriority="71"/>
-    <w:lsdException w:name="Colorful List Accent 1" w:uiPriority="72"/>
-    <w:lsdException w:name="Colorful Grid Accent 1" w:uiPriority="73"/>
-    <w:lsdException w:name="Light Shading Accent 2" w:uiPriority="60"/>
-    <w:lsdException w:name="Light List Accent 2" w:uiPriority="61"/>
-    <w:lsdException w:name="Light Grid Accent 2" w:uiPriority="62"/>
-    <w:lsdException w:name="Medium Shading 1 Accent 2" w:uiPriority="63"/>
-    <w:lsdException w:name="Medium Shading 2 Accent 2" w:uiPriority="64"/>
-    <w:lsdException w:name="Medium List 1 Accent 2" w:uiPriority="65"/>
-    <w:lsdException w:name="Medium List 2 Accent 2" w:uiPriority="66"/>
-    <w:lsdException w:name="Medium Grid 1 Accent 2" w:uiPriority="67"/>
-    <w:lsdException w:name="Medium Grid 2 Accent 2" w:uiPriority="68"/>
-    <w:lsdException w:name="Medium Grid 3 Accent 2" w:uiPriority="69"/>
-    <w:lsdException w:name="Dark List Accent 2" w:uiPriority="70"/>
-    <w:lsdException w:name="Colorful Shading Accent 2" w:uiPriority="71"/>
-    <w:lsdException w:name="Colorful List Accent 2" w:uiPriority="72"/>
-    <w:lsdException w:name="Colorful Grid Accent 2" w:uiPriority="73"/>
-    <w:lsdException w:name="Light Shading Accent 3" w:uiPriority="60"/>
-    <w:lsdException w:name="Light List Accent 3" w:uiPriority="61"/>
-    <w:lsdException w:name="Light Grid Accent 3" w:uiPriority="62"/>
-    <w:lsdException w:name="Medium Shading 1 Accent 3" w:uiPriority="63"/>
-    <w:lsdException w:name="Medium Shading 2 Accent 3" w:uiPriority="64"/>
-    <w:lsdException w:name="Medium List 1 Accent 3" w:uiPriority="65"/>
-    <w:lsdException w:name="Medium List 2 Accent 3" w:uiPriority="66"/>
-    <w:lsdException w:name="Medium Grid 1 Accent 3" w:uiPriority="67"/>
-    <w:lsdException w:name="Medium Grid 2 Accent 3" w:uiPriority="68"/>
-    <w:lsdException w:name="Medium Grid 3 Accent 3" w:uiPriority="69"/>
-    <w:lsdException w:name="Dark List Accent 3" w:uiPriority="70"/>
-    <w:lsdException w:name="Colorful Shading Accent 3" w:uiPriority="71"/>
-    <w:lsdException w:name="Colorful List Accent 3" w:uiPriority="72"/>
-    <w:lsdException w:name="Colorful Grid Accent 3" w:uiPriority="73"/>
-    <w:lsdException w:name="Light Shading Accent 4" w:uiPriority="60"/>
-    <w:lsdException w:name="Light List Accent 4" w:uiPriority="61"/>
-    <w:lsdException w:name="Light Grid Accent 4" w:uiPriority="62"/>
-    <w:lsdException w:name="Medium Shading 1 Accent 4" w:uiPriority="63"/>
-    <w:lsdException w:name="Medium Shading 2 Accent 4" w:uiPriority="64"/>
-    <w:lsdException w:name="Medium List 1 Accent 4" w:uiPriority="65"/>
-    <w:lsdException w:name="Medium List 2 Accent 4" w:uiPriority="66"/>
-    <w:lsdException w:name="Medium Grid 1 Accent 4" w:uiPriority="67"/>
-    <w:lsdException w:name="Medium Grid 2 Accent 4" w:uiPriority="68"/>
-    <w:lsdException w:name="Medium Grid 3 Accent 4" w:uiPriority="69"/>
-    <w:lsdException w:name="Dark List Accent 4" w:uiPriority="70"/>
-    <w:lsdException w:name="Colorful Shading Accent 4" w:uiPriority="71"/>
-    <w:lsdException w:name="Colorful List Accent 4" w:uiPriority="72"/>
-    <w:lsdException w:name="Colorful Grid Accent 4" w:uiPriority="73"/>
-    <w:lsdException w:name="Light Shading Accent 5" w:uiPriority="60"/>
-    <w:lsdException w:name="Light List Accent 5" w:uiPriority="61"/>
-    <w:lsdException w:name="Light Grid Accent 5" w:uiPriority="62"/>
-    <w:lsdException w:name="Medium Shading 1 Accent 5" w:uiPriority="63"/>
-    <w:lsdException w:name="Medium Shading 2 Accent 5" w:uiPriority="64"/>
-    <w:lsdException w:name="Medium List 1 Accent 5" w:uiPriority="65"/>
-    <w:lsdException w:name="Medium List 2 Accent 5" w:uiPriority="66"/>
-    <w:lsdException w:name="Medium Grid 1 Accent 5" w:uiPriority="67"/>
-    <w:lsdException w:name="Medium Grid 2 Accent 5" w:uiPriority="68"/>
-    <w:lsdException w:name="Medium Grid 3 Accent 5" w:uiPriority="69"/>
-    <w:lsdException w:name="Dark List Accent 5" w:uiPriority="70"/>
-    <w:lsdException w:name="Colorful Shading Accent 5" w:uiPriority="71"/>
-    <w:lsdException w:name="Colorful List Accent 5" w:uiPriority="72"/>
-    <w:lsdException w:name="Colorful Grid Accent 5" w:uiPriority="73"/>
-    <w:lsdException w:name="Light Shading Accent 6" w:uiPriority="60"/>
-    <w:lsdException w:name="Light List Accent 6" w:uiPriority="61"/>
-    <w:lsdException w:name="Light Grid Accent 6" w:uiPriority="62"/>
-    <w:lsdException w:name="Medium Shading 1 Accent 6" w:uiPriority="63"/>
-    <w:lsdException w:name="Medium Shading 2 Accent 6" w:uiPriority="64"/>
-    <w:lsdException w:name="Medium List 1 Accent 6" w:uiPriority="65"/>
-    <w:lsdException w:name="Medium List 2 Accent 6" w:uiPriority="66"/>
-    <w:lsdException w:name="Medium Grid 1 Accent 6" w:uiPriority="67"/>
-    <w:lsdException w:name="Medium Grid 2 Accent 6" w:uiPriority="68"/>
-    <w:lsdException w:name="Medium Grid 3 Accent 6" w:uiPriority="69"/>
-    <w:lsdException w:name="Dark List Accent 6" w:uiPriority="70"/>
-    <w:lsdException w:name="Colorful Shading Accent 6" w:uiPriority="71"/>
-    <w:lsdException w:name="Colorful List Accent 6" w:uiPriority="72"/>
-    <w:lsdException w:name="Colorful Grid Accent 6" w:uiPriority="73"/>
-    <w:lsdException w:name="Subtle Emphasis" w:uiPriority="19" w:qFormat="1"/>
-    <w:lsdException w:name="Intense Emphasis" w:uiPriority="21" w:qFormat="1"/>
-    <w:lsdException w:name="Subtle Reference" w:uiPriority="31" w:qFormat="1"/>
-    <w:lsdException w:name="Intense Reference" w:uiPriority="32" w:qFormat="1"/>
-    <w:lsdException w:name="Book Title" w:uiPriority="33" w:qFormat="1"/>
-    <w:lsdException w:name="Bibliography" w:semiHidden="1" w:uiPriority="37" w:unhideWhenUsed="1"/>
-    <w:lsdException w:name="TOC Heading" w:semiHidden="1" w:uiPriority="39" w:unhideWhenUsed="1" w:qFormat="1"/>
-    <w:lsdException w:name="Plain Table 1" w:uiPriority="41"/>
-    <w:lsdException w:name="Plain Table 2" w:uiPriority="42"/>
-    <w:lsdException w:name="Plain Table 3" w:uiPriority="43"/>
-    <w:lsdException w:name="Plain Table 4" w:uiPriority="44"/>
-    <w:lsdException w:name="Plain Table 5" w:uiPriority="45"/>
-    <w:lsdException w:name="Grid Table Light" w:uiPriority="40"/>
-    <w:lsdException w:name="Grid Table 1 Light" w:uiPriority="46"/>
-    <w:lsdException w:name="Grid Table 2" w:uiPriority="47"/>
-    <w:lsdException w:name="Grid Table 3" w:uiPriority="48"/>
-    <w:lsdException w:name="Grid Table 4" w:uiPriority="49"/>
-    <w:lsdException w:name="Grid Table 5 Dark" w:uiPriority="50"/>
-    <w:lsdException w:name="Grid Table 6 Colorful" w:uiPriority="51"/>
-    <w:lsdException w:name="Grid Table 7 Colorful" w:uiPriority="52"/>
-    <w:lsdException w:name="Grid Table 1 Light Accent 1" w:uiPriority="46"/>
-    <w:lsdException w:name="Grid Table 2 Accent 1" w:uiPriority="47"/>
-    <w:lsdException w:name="Grid Table 3 Accent 1" w:uiPriority="48"/>
-    <w:lsdException w:name="Grid Table 4 Accent 1" w:uiPriority="49"/>
-    <w:lsdException w:name="Grid Table 5 Dark Accent 1" w:uiPriority="50"/>
-    <w:lsdException w:name="Grid Table 6 Colorful Accent 1" w:uiPriority="51"/>
-    <w:lsdException w:name="Grid Table 7 Colorful Accent 1" w:uiPriority="52"/>
-    <w:lsdException w:name="Grid Table 1 Light Accent 2" w:uiPriority="46"/>
-    <w:lsdException w:name="Grid Table 2 Accent 2" w:uiPriority="47"/>
-    <w:lsdException w:name="Grid Table 3 Accent 2" w:uiPriority="48"/>
-    <w:lsdException w:name="Grid Table 4 Accent 2" w:uiPriority="49"/>
-    <w:lsdException w:name="Grid Table 5 Dark Accent 2" w:uiPriority="50"/>
-    <w:lsdException w:name="Grid Table 6 Colorful Accent 2" w:uiPriority="51"/>
-    <w:lsdException w:name="Grid Table 7 Colorful Accent 2" w:uiPriority="52"/>
-    <w:lsdException w:name="Grid Table 1 Light Accent 3" w:uiPriority="46"/>
-    <w:lsdException w:name="Grid Table 2 Accent 3" w:uiPriority="47"/>
-    <w:lsdException w:name="Grid Table 3 Accent 3" w:uiPriority="48"/>
-    <w:lsdException w:name="Grid Table 4 Accent 3" w:uiPriority="49"/>
-    <w:lsdException w:name="Grid Table 5 Dark Accent 3" w:uiPriority="50"/>
-    <w:lsdException w:name="Grid Table 6 Colorful Accent 3" w:uiPriority="51"/>
-    <w:lsdException w:name="Grid Table 7 Colorful Accent 3" w:uiPriority="52"/>
-    <w:lsdException w:name="Grid Table 1 Light Accent 4" w:uiPriority="46"/>
-    <w:lsdException w:name="Grid Table 2 Accent 4" w:uiPriority="47"/>
-    <w:lsdException w:name="Grid Table 3 Accent 4" w:uiPriority="48"/>
-    <w:lsdException w:name="Grid Table 4 Accent 4" w:uiPriority="49"/>
-    <w:lsdException w:name="Grid Table 5 Dark Accent 4" w:uiPriority="50"/>
-    <w:lsdException w:name="Grid Table 6 Colorful Accent 4" w:uiPriority="51"/>
-    <w:lsdException w:name="Grid Table 7 Colorful Accent 4" w:uiPriority="52"/>
-    <w:lsdException w:name="Grid Table 1 Light Accent 5" w:uiPriority="46"/>
-    <w:lsdException w:name="Grid Table 2 Accent 5" w:uiPriority="47"/>
-    <w:lsdException w:name="Grid Table 3 Accent 5" w:uiPriority="48"/>
-    <w:lsdException w:name="Grid Table 4 Accent 5" w:uiPriority="49"/>
-    <w:lsdException w:name="Grid Table 5 Dark Accent 5" w:uiPriority="50"/>
-    <w:lsdException w:name="Grid Table 6 Colorful Accent 5" w:uiPriority="51"/>
-    <w:lsdException w:name="Grid Table 7 Colorful Accent 5" w:uiPriority="52"/>
-    <w:lsdException w:name="Grid Table 1 Light Accent 6" w:uiPriority="46"/>
-    <w:lsdException w:name="Grid Table 2 Accent 6" w:uiPriority="47"/>
-    <w:lsdException w:name="Grid Table 3 Accent 6" w:uiPriority="48"/>
-    <w:lsdException w:name="Grid Table 4 Accent 6" w:uiPriority="49"/>
-    <w:lsdException w:name="Grid Table 5 Dark Accent 6" w:uiPriority="50"/>
-    <w:lsdException w:name="Grid Table 6 Colorful Accent 6" w:uiPriority="51"/>
-    <w:lsdException w:name="Grid Table 7 Colorful Accent 6" w:uiPriority="52"/>
-    <w:lsdException w:name="List Table 1 Light" w:uiPriority="46"/>
-    <w:lsdException w:name="List Table 2" w:uiPriority="47"/>
-    <w:lsdException w:name="List Table 3" w:uiPriority="48"/>
-    <w:lsdException w:name="List Table 4" w:uiPriority="49"/>
-    <w:lsdException w:name="List Table 5 Dark" w:uiPriority="50"/>
-    <w:lsdException w:name="List Table 6 Colorful" w:uiPriority="51"/>
-    <w:lsdException w:name="List Table 7 Colorful" w:uiPriority="52"/>
-    <w:lsdException w:name="List Table 1 Light Accent 1" w:uiPriority="46"/>
-    <w:lsdException w:name="List Table 2 Accent 1" w:uiPriority="47"/>
-    <w:lsdException w:name="List Table 3 Accent 1" w:uiPriority="48"/>
-    <w:lsdException w:name="List Table 4 Accent 1" w:uiPriority="49"/>
-    <w:lsdException w:name="List Table 5 Dark Accent 1" w:uiPriority="50"/>
-    <w:lsdException w:name="List Table 6 Colorful Accent 1" w:uiPriority="51"/>
-    <w:lsdException w:name="List Table 7 Colorful Accent 1" w:uiPriority="52"/>
-    <w:lsdException w:name="List Table 1 Light Accent 2" w:uiPriority="46"/>
-    <w:lsdException w:name="List Table 2 Accent 2" w:uiPriority="47"/>
-    <w:lsdException w:name="List Table 3 Accent 2" w:uiPriority="48"/>
-    <w:lsdException w:name="List Table 4 Accent 2" w:uiPriority="49"/>
-    <w:lsdException w:name="List Table 5 Dark Accent 2" w:uiPriority="50"/>
-    <w:lsdException w:name="List Table 6 Colorful Accent 2" w:uiPriority="51"/>
-    <w:lsdException w:name="List Table 7 Colorful Accent 2" w:uiPriority="52"/>
-    <w:lsdException w:name="List Table 1 Light Accent 3" w:uiPriority="46"/>
-    <w:lsdException w:name="List Table 2 Accent 3" w:uiPriority="47"/>
-    <w:lsdException w:name="List Table 3 Accent 3" w:uiPriority="48"/>
-    <w:lsdException w:name="List Table 4 Accent 3" w:uiPriority="49"/>
-    <w:lsdException w:name="List Table 5 Dark Accent 3" w:uiPriority="50"/>
-    <w:lsdException w:name="List Table 6 Colorful Accent 3" w:uiPriority="51"/>
-    <w:lsdException w:name="List Table 7 Colorful Accent 3" w:uiPriority="52"/>
-    <w:lsdException w:name="List Table 1 Light Accent 4" w:uiPriority="46"/>
-    <w:lsdException w:name="List Table 2 Accent 4" w:uiPriority="47"/>
-    <w:lsdException w:name="List Table 3 Accent 4" w:uiPriority="48"/>
-    <w:lsdException w:name="List Table 4 Accent 4" w:uiPriority="49"/>
-    <w:lsdException w:name="List Table 5 Dark Accent 4" w:uiPriority="50"/>
-    <w:lsdException w:name="List Table 6 Colorful Accent 4" w:uiPriority="51"/>
-    <w:lsdException w:name="List Table 7 Colorful Accent 4" w:uiPriority="52"/>
-    <w:lsdException w:name="List Table 1 Light Accent 5" w:uiPriority="46"/>
-    <w:lsdException w:name="List Table 2 Accent 5" w:uiPriority="47"/>
-    <w:lsdException w:name="List Table 3 Accent 5" w:uiPriority="48"/>
-    <w:lsdException w:name="List Table 4 Accent 5" w:uiPriority="49"/>
-    <w:lsdException w:name="List Table 5 Dark Accent 5" w:uiPriority="50"/>
-    <w:lsdException w:name="List Table 6 Colorful Accent 5" w:uiPriority="51"/>
-    <w:lsdException w:name="List Table 7 Colorful Accent 5" w:uiPriority="52"/>
-    <w:lsdException w:name="List Table 1 Light Accent 6" w:uiPriority="46"/>
-    <w:lsdException w:name="List Table 2 Accent 6" w:uiPriority="47"/>
-    <w:lsdException w:name="List Table 3 Accent 6" w:uiPriority="48"/>
-    <w:lsdException w:name="List Table 4 Accent 6" w:uiPriority="49"/>
-    <w:lsdException w:name="List Table 5 Dark Accent 6" w:uiPriority="50"/>
-    <w:lsdException w:name="List Table 6 Colorful Accent 6" w:uiPriority="51"/>
-    <w:lsdException w:name="List Table 7 Colorful Accent 6" w:uiPriority="52"/>
-    <w:lsdException w:name="Mention" w:semiHidden="1" w:unhideWhenUsed="1"/>
-    <w:lsdException w:name="Smart Hyperlink" w:semiHidden="1" w:unhideWhenUsed="1"/>
-    <w:lsdException w:name="Hashtag" w:semiHidden="1" w:unhideWhenUsed="1"/>
-    <w:lsdException w:name="Unresolved Mention" w:semiHidden="1" w:unhideWhenUsed="1"/>
-    <w:lsdException w:name="Smart Link" w:semiHidden="1" w:unhideWhenUsed="1"/>
-  </w:latentStyles>
-  <w:style w:type="paragraph" w:default="1" w:styleId="Normal">
-    <w:name w:val="Normal"/>
-    <w:aliases w:val="Subhead"/>
-    <w:qFormat/>
-    <w:rsid w:val="00437EFB"/>
-    <w:rPr>
-      <w:rFonts w:ascii="Inter" w:eastAsiaTheme="minorEastAsia" w:hAnsi="Inter"/>
-      <w:color w:val="009845" w:themeColor="accent1"/>
-    </w:rPr>
-  </w:style>
-  <w:style w:type="paragraph" w:styleId="Heading2">
-    <w:name w:val="heading 2"/>
-    <w:basedOn w:val="BodyP"/>
-    <w:next w:val="Normal"/>
-    <w:link w:val="Heading2Char"/>
-    <w:uiPriority w:val="9"/>
-    <w:unhideWhenUsed/>
-    <w:qFormat/>
-    <w:rsid w:val="00CF335B"/>
-    <w:pPr>
-      <w:spacing w:before="360" w:after="100" w:afterAutospacing="1" w:line="240" w:lineRule="auto"/>
-      <w:outlineLvl w:val="1"/>
-    </w:pPr>
-    <w:rPr>
-      <w:b/>
-      <w:bCs/>
-      <w:color w:val="FFFFFF" w:themeColor="background1"/>
-    </w:rPr>
-  </w:style>
-  <w:style w:type="character" w:default="1" w:styleId="DefaultParagraphFont">
-    <w:name w:val="Default Paragraph Font"/>
-    <w:uiPriority w:val="1"/>
-    <w:semiHidden/>
-    <w:unhideWhenUsed/>
-  </w:style>
-  <w:style w:type="table" w:default="1" w:styleId="TableNormal">
-    <w:name w:val="Normal Table"/>
-    <w:uiPriority w:val="99"/>
-    <w:semiHidden/>
-    <w:unhideWhenUsed/>
-    <w:tblPr>
-      <w:tblInd w:w="0" w:type="dxa"/>
-      <w:tblCellMar>
-        <w:top w:w="0" w:type="dxa"/>
-        <w:left w:w="108" w:type="dxa"/>
-        <w:bottom w:w="0" w:type="dxa"/>
-        <w:right w:w="108" w:type="dxa"/>
-      </w:tblCellMar>
-    </w:tblPr>
-  </w:style>
-  <w:style w:type="numbering" w:default="1" w:styleId="NoList">
-    <w:name w:val="No List"/>
-    <w:uiPriority w:val="99"/>
-    <w:semiHidden/>
-    <w:unhideWhenUsed/>
-  </w:style>
-  <w:style w:type="paragraph" w:styleId="Header">
-    <w:name w:val="header"/>
-    <w:basedOn w:val="Normal"/>
-    <w:link w:val="HeaderChar"/>
-    <w:uiPriority w:val="99"/>
-    <w:unhideWhenUsed/>
-    <w:rsid w:val="004135D2"/>
-    <w:pPr>
-      <w:tabs>
-        <w:tab w:val="center" w:pos="4680"/>
-        <w:tab w:val="right" w:pos="9360"/>
-      </w:tabs>
-    </w:pPr>
-  </w:style>
-  <w:style w:type="character" w:customStyle="1" w:styleId="HeaderChar">
-    <w:name w:val="Header Char"/>
-    <w:basedOn w:val="DefaultParagraphFont"/>
-    <w:link w:val="Header"/>
-    <w:uiPriority w:val="99"/>
-    <w:rsid w:val="004135D2"/>
-    <w:rPr>
-      <w:rFonts w:eastAsiaTheme="minorEastAsia"/>
-    </w:rPr>
-  </w:style>
-  <w:style w:type="paragraph" w:styleId="Footer">
-    <w:name w:val="footer"/>
-    <w:basedOn w:val="Normal"/>
-    <w:link w:val="FooterChar"/>
-    <w:uiPriority w:val="99"/>
-    <w:unhideWhenUsed/>
-    <w:rsid w:val="004135D2"/>
-    <w:pPr>
-      <w:tabs>
-        <w:tab w:val="center" w:pos="4680"/>
-        <w:tab w:val="right" w:pos="9360"/>
-      </w:tabs>
-    </w:pPr>
-  </w:style>
-  <w:style w:type="character" w:customStyle="1" w:styleId="FooterChar">
-    <w:name w:val="Footer Char"/>
-    <w:basedOn w:val="DefaultParagraphFont"/>
-    <w:link w:val="Footer"/>
-    <w:uiPriority w:val="99"/>
-    <w:rsid w:val="004135D2"/>
-    <w:rPr>
-      <w:rFonts w:eastAsiaTheme="minorEastAsia"/>
-    </w:rPr>
-  </w:style>
-  <w:style w:type="paragraph" w:customStyle="1" w:styleId="Sectiontype">
-    <w:name w:val="Section type"/>
-    <w:basedOn w:val="Normal"/>
-    <w:qFormat/>
-    <w:rsid w:val="00E52BED"/>
-    <w:pPr>
-      <w:tabs>
-        <w:tab w:val="right" w:pos="10080"/>
-      </w:tabs>
-      <w:suppressAutoHyphens/>
-      <w:autoSpaceDE w:val="0"/>
-      <w:autoSpaceDN w:val="0"/>
-      <w:adjustRightInd w:val="0"/>
-      <w:spacing w:before="600" w:after="240" w:line="480" w:lineRule="auto"/>
-      <w:textAlignment w:val="center"/>
-    </w:pPr>
-    <w:rPr>
-      <w:rFonts w:ascii="Arial" w:eastAsiaTheme="minorHAnsi" w:hAnsi="Arial" w:cs="Source Sans Pro Light"/>
-      <w:b/>
-      <w:noProof/>
-      <w:color w:val="FFFFFF" w:themeColor="background1"/>
-      <w:spacing w:val="40"/>
-      <w:kern w:val="0"/>
-      <w:sz w:val="20"/>
-      <w:szCs w:val="20"/>
-      <w14:ligatures w14:val="none"/>
-    </w:rPr>
-  </w:style>
-  <w:style w:type="paragraph" w:styleId="TOC1">
-    <w:name w:val="toc 1"/>
-    <w:basedOn w:val="Normal"/>
-    <w:next w:val="Normal"/>
-    <w:autoRedefine/>
-    <w:uiPriority w:val="39"/>
-    <w:unhideWhenUsed/>
-    <w:rsid w:val="00B41EC6"/>
-    <w:pPr>
-      <w:tabs>
-        <w:tab w:val="right" w:pos="10080"/>
-      </w:tabs>
-      <w:suppressAutoHyphens/>
-      <w:autoSpaceDE w:val="0"/>
-      <w:autoSpaceDN w:val="0"/>
-      <w:adjustRightInd w:val="0"/>
-      <w:spacing w:before="240" w:line="276" w:lineRule="auto"/>
-      <w:textAlignment w:val="center"/>
-    </w:pPr>
-    <w:rPr>
-      <w:rFonts w:eastAsiaTheme="minorHAnsi" w:cs="Source Sans Pro Light"/>
-      <w:color w:val="54565A"/>
-      <w:kern w:val="0"/>
-      <w:sz w:val="28"/>
-      <w:szCs w:val="36"/>
-      <w:u w:val="single"/>
-      <w14:ligatures w14:val="none"/>
-    </w:rPr>
-  </w:style>
-  <w:style w:type="character" w:styleId="PageNumber">
-    <w:name w:val="page number"/>
-    <w:basedOn w:val="DefaultParagraphFont"/>
-    <w:uiPriority w:val="99"/>
-    <w:semiHidden/>
-    <w:unhideWhenUsed/>
-    <w:rsid w:val="00003DD4"/>
-  </w:style>
-  <w:style w:type="paragraph" w:customStyle="1" w:styleId="BodyP">
-    <w:name w:val="Body P"/>
-    <w:basedOn w:val="Normal"/>
-    <w:qFormat/>
-    <w:rsid w:val="00DF103C"/>
-    <w:pPr>
-      <w:suppressAutoHyphens/>
-      <w:autoSpaceDE w:val="0"/>
-      <w:autoSpaceDN w:val="0"/>
-      <w:adjustRightInd w:val="0"/>
-      <w:spacing w:before="200" w:after="240" w:line="360" w:lineRule="auto"/>
-      <w:textAlignment w:val="center"/>
-    </w:pPr>
-    <w:rPr>
-      <w:rFonts w:eastAsiaTheme="minorHAnsi" w:cs="Source Sans Pro"/>
-      <w:color w:val="454659" w:themeColor="text1"/>
-      <w:kern w:val="0"/>
-      <w:sz w:val="21"/>
-      <w:szCs w:val="21"/>
-      <w14:ligatures w14:val="none"/>
-    </w:rPr>
-  </w:style>
-  <w:style w:type="paragraph" w:customStyle="1" w:styleId="Bullets1">
-    <w:name w:val="Bullets 1"/>
-    <w:basedOn w:val="BodyP"/>
-    <w:qFormat/>
-    <w:rsid w:val="00DF103C"/>
-    <w:pPr>
-      <w:numPr>
-        <w:numId w:val="1"/>
-      </w:numPr>
-      <w:spacing w:after="120"/>
-    </w:pPr>
-    <w:rPr>
-      <w:szCs w:val="22"/>
-    </w:rPr>
-  </w:style>
-  <w:style w:type="character" w:customStyle="1" w:styleId="normaltextrun">
-    <w:name w:val="normaltextrun"/>
-    <w:basedOn w:val="DefaultParagraphFont"/>
-    <w:rsid w:val="00A72D33"/>
-  </w:style>
-  <w:style w:type="paragraph" w:customStyle="1" w:styleId="Intro">
-    <w:name w:val="Intro"/>
-    <w:basedOn w:val="Normal"/>
-    <w:qFormat/>
-    <w:rsid w:val="00DF103C"/>
-    <w:pPr>
-      <w:suppressAutoHyphens/>
-      <w:autoSpaceDE w:val="0"/>
-      <w:autoSpaceDN w:val="0"/>
-      <w:adjustRightInd w:val="0"/>
-      <w:spacing w:after="120" w:line="360" w:lineRule="auto"/>
-      <w:textAlignment w:val="center"/>
-    </w:pPr>
-    <w:rPr>
-      <w:rFonts w:eastAsiaTheme="minorHAnsi" w:cs="Times New Roman (Body CS)"/>
-      <w:b/>
-      <w:bCs/>
-      <w:kern w:val="0"/>
-      <w:sz w:val="36"/>
-      <w:szCs w:val="36"/>
-      <w14:ligatures w14:val="none"/>
-    </w:rPr>
-  </w:style>
-  <w:style w:type="paragraph" w:styleId="ListParagraph">
-    <w:name w:val="List Paragraph"/>
-    <w:basedOn w:val="Normal"/>
-    <w:uiPriority w:val="34"/>
-    <w:qFormat/>
-    <w:rsid w:val="00703498"/>
-    <w:pPr>
-      <w:ind w:left="720"/>
-      <w:contextualSpacing/>
-    </w:pPr>
-  </w:style>
-  <w:style w:type="table" w:styleId="TableGrid">
-    <w:name w:val="Table Grid"/>
-    <w:basedOn w:val="TableNormal"/>
-    <w:uiPriority w:val="59"/>
-    <w:rsid w:val="007E4CE3"/>
-    <w:rPr>
-      <w:kern w:val="0"/>
-      <w14:ligatures w14:val="none"/>
-    </w:rPr>
-    <w:tblPr>
-      <w:tblBorders>
-        <w:top w:val="single" w:sz="4" w:space="0" w:color="auto"/>
-        <w:left w:val="single" w:sz="4" w:space="0" w:color="auto"/>
-        <w:bottom w:val="single" w:sz="4" w:space="0" w:color="auto"/>
-        <w:right w:val="single" w:sz="4" w:space="0" w:color="auto"/>
-        <w:insideH w:val="single" w:sz="4" w:space="0" w:color="auto"/>
-        <w:insideV w:val="single" w:sz="4" w:space="0" w:color="auto"/>
-      </w:tblBorders>
-    </w:tblPr>
-  </w:style>
-  <w:style w:type="paragraph" w:customStyle="1" w:styleId="spacer">
-    <w:name w:val="spacer"/>
-    <w:basedOn w:val="Normal"/>
-    <w:uiPriority w:val="99"/>
-    <w:qFormat/>
-    <w:rsid w:val="007E4CE3"/>
-    <w:pPr>
-      <w:tabs>
-        <w:tab w:val="center" w:pos="4680"/>
-        <w:tab w:val="right" w:pos="9360"/>
-      </w:tabs>
-    </w:pPr>
-    <w:rPr>
-      <w:rFonts w:eastAsiaTheme="minorHAnsi"/>
-      <w:color w:val="454659" w:themeColor="text1"/>
-      <w:kern w:val="0"/>
-      <w:sz w:val="2"/>
-      <w:szCs w:val="2"/>
-      <w14:ligatures w14:val="none"/>
-    </w:rPr>
-  </w:style>
-  <w:style w:type="paragraph" w:customStyle="1" w:styleId="SidebarBody">
-    <w:name w:val="Sidebar Body"/>
-    <w:basedOn w:val="Normal"/>
-    <w:link w:val="SidebarBodyChar"/>
-    <w:qFormat/>
-    <w:rsid w:val="007E4CE3"/>
-    <w:pPr>
-      <w:framePr w:hSpace="180" w:wrap="around" w:vAnchor="text" w:hAnchor="text" w:x="6840" w:y="1"/>
-      <w:spacing w:after="120" w:line="240" w:lineRule="atLeast"/>
-      <w:ind w:left="288" w:right="58"/>
-      <w:suppressOverlap/>
-    </w:pPr>
-    <w:rPr>
-      <w:rFonts w:eastAsiaTheme="minorHAnsi"/>
-      <w:color w:val="93579C" w:themeColor="accent6"/>
-      <w:kern w:val="0"/>
-      <w:sz w:val="18"/>
-      <w:szCs w:val="20"/>
-      <w14:ligatures w14:val="none"/>
-    </w:rPr>
-  </w:style>
-  <w:style w:type="character" w:customStyle="1" w:styleId="SidebarBodyChar">
-    <w:name w:val="Sidebar Body Char"/>
-    <w:basedOn w:val="DefaultParagraphFont"/>
-    <w:link w:val="SidebarBody"/>
-    <w:rsid w:val="007E4CE3"/>
-    <w:rPr>
-      <w:color w:val="93579C" w:themeColor="accent6"/>
-      <w:kern w:val="0"/>
-      <w:sz w:val="18"/>
-      <w:szCs w:val="20"/>
-      <w14:ligatures w14:val="none"/>
-    </w:rPr>
-  </w:style>
-  <w:style w:type="paragraph" w:customStyle="1" w:styleId="SidebarHeading1">
-    <w:name w:val="Sidebar Heading 1"/>
-    <w:basedOn w:val="SidebarBody"/>
-    <w:next w:val="SidebarBody"/>
-    <w:link w:val="SidebarHeading1Char"/>
-    <w:qFormat/>
-    <w:rsid w:val="007E4CE3"/>
-    <w:pPr>
-      <w:framePr w:wrap="around"/>
-      <w:spacing w:before="120" w:after="240"/>
-    </w:pPr>
-    <w:rPr>
-      <w:rFonts w:cstheme="minorHAnsi"/>
-      <w:b/>
-      <w:sz w:val="24"/>
-      <w:szCs w:val="24"/>
-    </w:rPr>
-  </w:style>
-  <w:style w:type="character" w:customStyle="1" w:styleId="SidebarHeading1Char">
-    <w:name w:val="Sidebar Heading 1 Char"/>
-    <w:basedOn w:val="DefaultParagraphFont"/>
-    <w:link w:val="SidebarHeading1"/>
-    <w:rsid w:val="007E4CE3"/>
-    <w:rPr>
-      <w:rFonts w:cstheme="minorHAnsi"/>
-      <w:b/>
-      <w:color w:val="93579C" w:themeColor="accent6"/>
-      <w:kern w:val="0"/>
-      <w14:ligatures w14:val="none"/>
-    </w:rPr>
-  </w:style>
-  <w:style w:type="character" w:customStyle="1" w:styleId="Heading2Char">
-    <w:name w:val="Heading 2 Char"/>
-    <w:basedOn w:val="DefaultParagraphFont"/>
-    <w:link w:val="Heading2"/>
-    <w:uiPriority w:val="9"/>
-    <w:rsid w:val="00CF335B"/>
-    <w:rPr>
-      <w:rFonts w:ascii="Arial" w:hAnsi="Arial" w:cs="Source Sans Pro"/>
-      <w:b/>
-      <w:bCs/>
-      <w:color w:val="FFFFFF" w:themeColor="background1"/>
-      <w:kern w:val="0"/>
-      <w:sz w:val="22"/>
-      <w:szCs w:val="22"/>
-      <w14:ligatures w14:val="none"/>
-    </w:rPr>
-  </w:style>
-  <w:style w:type="paragraph" w:customStyle="1" w:styleId="SidebarListBullet">
-    <w:name w:val="Sidebar List Bullet"/>
-    <w:basedOn w:val="Normal"/>
-    <w:next w:val="Normal"/>
-    <w:link w:val="SidebarListBulletChar"/>
-    <w:qFormat/>
-    <w:rsid w:val="000C317D"/>
-    <w:pPr>
-      <w:framePr w:hSpace="180" w:wrap="around" w:vAnchor="text" w:hAnchor="text" w:x="6840" w:y="1"/>
-      <w:numPr>
-        <w:numId w:val="3"/>
-      </w:numPr>
-      <w:spacing w:before="80" w:after="80" w:line="200" w:lineRule="atLeast"/>
-      <w:ind w:left="540" w:hanging="180"/>
-      <w:contextualSpacing/>
-      <w:suppressOverlap/>
-    </w:pPr>
-    <w:rPr>
-      <w:rFonts w:eastAsiaTheme="minorHAnsi"/>
-      <w:bCs/>
-      <w:color w:val="93579C" w:themeColor="accent6"/>
-      <w:kern w:val="0"/>
-      <w:sz w:val="18"/>
-      <w:szCs w:val="20"/>
-      <w14:ligatures w14:val="none"/>
-    </w:rPr>
-  </w:style>
-  <w:style w:type="character" w:customStyle="1" w:styleId="SidebarListBulletChar">
-    <w:name w:val="Sidebar List Bullet Char"/>
-    <w:basedOn w:val="DefaultParagraphFont"/>
-    <w:link w:val="SidebarListBullet"/>
-    <w:rsid w:val="000C317D"/>
-    <w:rPr>
-      <w:bCs/>
-      <w:color w:val="93579C" w:themeColor="accent6"/>
-      <w:kern w:val="0"/>
-      <w:sz w:val="18"/>
-      <w:szCs w:val="20"/>
-      <w14:ligatures w14:val="none"/>
-    </w:rPr>
-  </w:style>
-  <w:style w:type="paragraph" w:customStyle="1" w:styleId="SidebarHeading2">
-    <w:name w:val="Sidebar Heading 2"/>
-    <w:basedOn w:val="SidebarHeading1"/>
-    <w:qFormat/>
-    <w:rsid w:val="000C317D"/>
-    <w:pPr>
-      <w:framePr w:wrap="around"/>
-      <w:spacing w:before="180" w:after="120"/>
-    </w:pPr>
-    <w:rPr>
-      <w:sz w:val="18"/>
-      <w:szCs w:val="18"/>
-    </w:rPr>
-  </w:style>
-  <w:style w:type="paragraph" w:customStyle="1" w:styleId="SidebarQuote">
-    <w:name w:val="Sidebar Quote"/>
-    <w:basedOn w:val="SidebarBody"/>
-    <w:qFormat/>
-    <w:rsid w:val="000C317D"/>
-    <w:pPr>
-      <w:framePr w:wrap="around"/>
-      <w:spacing w:after="0" w:line="360" w:lineRule="auto"/>
-      <w:ind w:hanging="14"/>
-    </w:pPr>
-    <w:rPr>
-      <w:color w:val="10CFC9" w:themeColor="accent2"/>
-      <w:sz w:val="24"/>
-      <w:szCs w:val="24"/>
-    </w:rPr>
-  </w:style>
-  <w:style w:type="paragraph" w:customStyle="1" w:styleId="BasicParagraph">
-    <w:name w:val="[Basic Paragraph]"/>
-    <w:basedOn w:val="Normal"/>
-    <w:uiPriority w:val="99"/>
-    <w:rsid w:val="0063694C"/>
-    <w:pPr>
-      <w:suppressAutoHyphens/>
-      <w:autoSpaceDE w:val="0"/>
-      <w:autoSpaceDN w:val="0"/>
-      <w:adjustRightInd w:val="0"/>
-      <w:spacing w:line="384" w:lineRule="atLeast"/>
-      <w:textAlignment w:val="center"/>
-    </w:pPr>
-    <w:rPr>
-      <w:rFonts w:ascii="Source Sans Pro" w:eastAsiaTheme="minorHAnsi" w:hAnsi="Source Sans Pro" w:cs="Source Sans Pro"/>
-      <w:color w:val="0C2332"/>
-      <w:kern w:val="0"/>
-      <w:sz w:val="22"/>
-      <w:lang w:bidi="gu-IN"/>
-      <w14:ligatures w14:val="none"/>
-    </w:rPr>
-  </w:style>
-  <w:style w:type="paragraph" w:styleId="BodyText">
-    <w:name w:val="Body Text"/>
-    <w:basedOn w:val="Normal"/>
-    <w:link w:val="BodyTextChar"/>
-    <w:uiPriority w:val="1"/>
-    <w:qFormat/>
-    <w:rsid w:val="0063694C"/>
-    <w:pPr>
-      <w:widowControl w:val="0"/>
-      <w:autoSpaceDE w:val="0"/>
-      <w:autoSpaceDN w:val="0"/>
-    </w:pPr>
-    <w:rPr>
-      <w:rFonts w:eastAsia="Inter" w:cs="Inter"/>
-      <w:color w:val="auto"/>
-      <w:kern w:val="0"/>
-      <w:sz w:val="20"/>
-      <w:szCs w:val="20"/>
-      <w14:ligatures w14:val="none"/>
-    </w:rPr>
-  </w:style>
-  <w:style w:type="character" w:customStyle="1" w:styleId="BodyTextChar">
-    <w:name w:val="Body Text Char"/>
-    <w:basedOn w:val="DefaultParagraphFont"/>
-    <w:link w:val="BodyText"/>
-    <w:uiPriority w:val="1"/>
-    <w:rsid w:val="0063694C"/>
-    <w:rPr>
-      <w:rFonts w:ascii="Inter" w:eastAsia="Inter" w:hAnsi="Inter" w:cs="Inter"/>
-      <w:kern w:val="0"/>
-      <w:sz w:val="20"/>
-      <w:szCs w:val="20"/>
-      <w14:ligatures w14:val="none"/>
-    </w:rPr>
-  </w:style>
-  <w:style w:type="character" w:customStyle="1" w:styleId="CopySmall">
-    <w:name w:val="Copy Small"/>
-    <w:basedOn w:val="DefaultParagraphFont"/>
-    <w:uiPriority w:val="99"/>
-    <w:rsid w:val="0063694C"/>
-    <w:rPr>
-      <w:rFonts w:ascii="Inter" w:hAnsi="Inter" w:cs="Inter"/>
-      <w:outline/>
-      <w:spacing w:val="-2"/>
-      <w:sz w:val="18"/>
-      <w:szCs w:val="18"/>
-    </w:rPr>
-  </w:style>
-  <w:style w:type="character" w:customStyle="1" w:styleId="Footnotes">
-    <w:name w:val="Footnotes"/>
-    <w:basedOn w:val="DefaultParagraphFont"/>
-    <w:uiPriority w:val="99"/>
-    <w:rsid w:val="0063694C"/>
-    <w:rPr>
-      <w:rFonts w:ascii="Inter" w:hAnsi="Inter" w:cs="Inter"/>
-      <w:outline/>
-      <w:spacing w:val="0"/>
-      <w:sz w:val="10"/>
-      <w:szCs w:val="10"/>
-    </w:rPr>
-  </w:style>
-  <w:style w:type="character" w:styleId="Hyperlink">
-    <w:name w:val="Hyperlink"/>
-    <w:basedOn w:val="DefaultParagraphFont"/>
-    <w:uiPriority w:val="99"/>
-    <w:unhideWhenUsed/>
-    <w:rsid w:val="001D12C4"/>
-    <w:rPr>
-      <w:color w:val="009845" w:themeColor="hyperlink"/>
-      <w:u w:val="single"/>
-    </w:rPr>
-  </w:style>
-  <w:style w:type="character" w:styleId="UnresolvedMention">
-    <w:name w:val="Unresolved Mention"/>
-    <w:basedOn w:val="DefaultParagraphFont"/>
-    <w:uiPriority w:val="99"/>
-    <w:semiHidden/>
-    <w:unhideWhenUsed/>
-    <w:rsid w:val="001D12C4"/>
-    <w:rPr>
-      <w:color w:val="605E5C"/>
-      <w:shd w:val="clear" w:color="auto" w:fill="E1DFDD"/>
-    </w:rPr>
-  </w:style>
 </w:styles>
 </file>
--- a/documents/demo-scripts/09_Qlik_Answers.docx
+++ b/documents/demo-scripts/09_Qlik_Answers.docx
@@ -911,7 +911,7 @@
             </w:pPr>
             <w:r>
               <w:rPr>
-                <w:rFonts w:ascii="Consolas" w:cs="Consolas" w:eastAsia="Consolas" w:hAnsi="Consolas"/>
+                <w:rFonts w:ascii="Inter" w:cs="Inter" w:eastAsia="Inter" w:hAnsi="Inter"/>
                 <w:color w:val="54565A"/>
                 <w:sz w:val="20"/>
                 <w:szCs w:val="20"/>
@@ -1143,7 +1143,7 @@
             </w:pPr>
             <w:r>
               <w:rPr>
-                <w:rFonts w:ascii="Consolas" w:cs="Consolas" w:eastAsia="Consolas" w:hAnsi="Consolas"/>
+                <w:rFonts w:ascii="Inter" w:cs="Inter" w:eastAsia="Inter" w:hAnsi="Inter"/>
                 <w:color w:val="54565A"/>
                 <w:sz w:val="20"/>
                 <w:szCs w:val="20"/>
@@ -1375,7 +1375,7 @@
             </w:pPr>
             <w:r>
               <w:rPr>
-                <w:rFonts w:ascii="Consolas" w:cs="Consolas" w:eastAsia="Consolas" w:hAnsi="Consolas"/>
+                <w:rFonts w:ascii="Inter" w:cs="Inter" w:eastAsia="Inter" w:hAnsi="Inter"/>
                 <w:color w:val="54565A"/>
                 <w:sz w:val="20"/>
                 <w:szCs w:val="20"/>
@@ -1588,7 +1588,7 @@
             </w:pPr>
             <w:r>
               <w:rPr>
-                <w:rFonts w:ascii="Consolas" w:cs="Consolas" w:eastAsia="Consolas" w:hAnsi="Consolas"/>
+                <w:rFonts w:ascii="Inter" w:cs="Inter" w:eastAsia="Inter" w:hAnsi="Inter"/>
                 <w:color w:val="54565A"/>
                 <w:sz w:val="20"/>
                 <w:szCs w:val="20"/>
@@ -1820,7 +1820,7 @@
             </w:pPr>
             <w:r>
               <w:rPr>
-                <w:rFonts w:ascii="Consolas" w:cs="Consolas" w:eastAsia="Consolas" w:hAnsi="Consolas"/>
+                <w:rFonts w:ascii="Inter" w:cs="Inter" w:eastAsia="Inter" w:hAnsi="Inter"/>
                 <w:color w:val="54565A"/>
                 <w:sz w:val="20"/>
                 <w:szCs w:val="20"/>
@@ -2033,7 +2033,7 @@
             </w:pPr>
             <w:r>
               <w:rPr>
-                <w:rFonts w:ascii="Consolas" w:cs="Consolas" w:eastAsia="Consolas" w:hAnsi="Consolas"/>
+                <w:rFonts w:ascii="Inter" w:cs="Inter" w:eastAsia="Inter" w:hAnsi="Inter"/>
                 <w:color w:val="54565A"/>
                 <w:sz w:val="20"/>
                 <w:szCs w:val="20"/>
